--- a/Digital_Twin_od_zera_Practical_Workbook.docx
+++ b/Digital_Twin_od_zera_Practical_Workbook.docx
@@ -262,6 +262,36 @@
       <w:pPr>
         <w:spacing w:after="100"/>
       </w:pPr>
+    </w:p>
+    <w:p>
+      <w:pPr>
+        <w:pBdr>
+          <w:left w:val="single" w:color="E08A00" w:sz="18" w:space="8"/>
+        </w:pBdr>
+        <w:shd w:fill="FFF3E0" w:val="clear"/>
+        <w:spacing w:after="160" w:before="100"/>
+        <w:ind w:left="100"/>
+      </w:pPr>
+      <w:r>
+        <w:rPr>
+          <w:b/>
+          <w:bCs/>
+          <w:color w:val="7A3E00"/>
+          <w:sz w:val="21"/>
+          <w:szCs w:val="21"/>
+        </w:rPr>
+        <w:t xml:space="preserve">Kod na GitHubie: </w:t>
+      </w:r>
+      <w:r>
+        <w:rPr>
+          <w:i/>
+          <w:iCs/>
+          <w:color w:val="7A3E00"/>
+          <w:sz w:val="21"/>
+          <w:szCs w:val="21"/>
+        </w:rPr>
+        <w:t xml:space="preserve">Kod z tego workbooka jest dostępny na GitHubie, pod adresem github.com/jackfischer3000/DIGITAL-TWIN-OD-ZERA-Practical-Workbook, po polsku i po angielsku — pobierz go bezpośrednio zamiast przepisywać ze strony, i sprawdzaj tam aktualizacje i poprawki.</w:t>
+      </w:r>
     </w:p>
     <w:p>
       <w:pPr>

--- a/Digital_Twin_od_zera_Practical_Workbook.docx
+++ b/Digital_Twin_od_zera_Practical_Workbook.docx
@@ -317,6 +317,255 @@
     </w:p>
     <w:p>
       <w:pPr>
+        <w:pStyle w:val="Heading2"/>
+        <w:spacing w:after="150" w:before="300"/>
+      </w:pPr>
+      <w:r>
+        <w:t xml:space="preserve">Jak korzystać z tego workbooka</w:t>
+      </w:r>
+    </w:p>
+    <w:p>
+      <w:pPr>
+        <w:spacing w:after="120"/>
+        <w:jc w:val="both"/>
+        <w:ind w:left="200"/>
+      </w:pPr>
+      <w:r>
+        <w:rPr>
+          <w:sz w:val="22"/>
+          <w:szCs w:val="22"/>
+        </w:rPr>
+        <w:t xml:space="preserve">— </w:t>
+      </w:r>
+      <w:r>
+        <w:rPr>
+          <w:b/>
+          <w:bCs/>
+          <w:sz w:val="22"/>
+          <w:szCs w:val="22"/>
+        </w:rPr>
+        <w:t xml:space="preserve">Uruchamiaj kod sam, nie tylko czytaj.</w:t>
+      </w:r>
+      <w:r>
+        <w:rPr>
+          <w:sz w:val="22"/>
+          <w:szCs w:val="22"/>
+        </w:rPr>
+        <w:t xml:space="preserve"> Czytanie samego kodu daje złudne poczucie zrozumienia — sens jest dopiero wtedy, gdy zobaczysz wynik na własnym ekranie.</w:t>
+      </w:r>
+    </w:p>
+    <w:p>
+      <w:pPr>
+        <w:spacing w:after="120"/>
+        <w:jc w:val="both"/>
+        <w:ind w:left="200"/>
+      </w:pPr>
+      <w:r>
+        <w:rPr>
+          <w:sz w:val="22"/>
+          <w:szCs w:val="22"/>
+        </w:rPr>
+        <w:t xml:space="preserve">— </w:t>
+      </w:r>
+      <w:r>
+        <w:rPr>
+          <w:b/>
+          <w:bCs/>
+          <w:sz w:val="22"/>
+          <w:szCs w:val="22"/>
+        </w:rPr>
+        <w:t xml:space="preserve">Zanim zaczniesz ćwiczenie, zrób kopię skryptu danego rozdziału</w:t>
+      </w:r>
+      <w:r>
+        <w:rPr>
+          <w:sz w:val="22"/>
+          <w:szCs w:val="22"/>
+        </w:rPr>
+        <w:t xml:space="preserve"> — np. model.py → cwiczenie_1.py — i pracuj na kopii. Oryginał zostaje nietknięty, więc zawsze możesz do niego wrócić i porównać, co się zmieniło.</w:t>
+      </w:r>
+    </w:p>
+    <w:p>
+      <w:pPr>
+        <w:spacing w:after="120"/>
+        <w:jc w:val="both"/>
+        <w:ind w:left="200"/>
+      </w:pPr>
+      <w:r>
+        <w:rPr>
+          <w:sz w:val="22"/>
+          <w:szCs w:val="22"/>
+        </w:rPr>
+        <w:t xml:space="preserve">— </w:t>
+      </w:r>
+      <w:r>
+        <w:rPr>
+          <w:b/>
+          <w:bCs/>
+          <w:sz w:val="22"/>
+          <w:szCs w:val="22"/>
+        </w:rPr>
+        <w:t xml:space="preserve">Prowadź krótkie notatki</w:t>
+      </w:r>
+      <w:r>
+        <w:rPr>
+          <w:sz w:val="22"/>
+          <w:szCs w:val="22"/>
+        </w:rPr>
+        <w:t xml:space="preserve"> (choćby jeden plik notatki.md) — po każdym ćwiczeniu zapisz jednym zdaniem, czego się spodziewałeś i co faktycznie wyszło. To ta rozbieżność uczy, nie samo uruchomienie kodu.</w:t>
+      </w:r>
+    </w:p>
+    <w:p>
+      <w:pPr>
+        <w:spacing w:after="120"/>
+        <w:jc w:val="both"/>
+        <w:ind w:left="200"/>
+      </w:pPr>
+      <w:r>
+        <w:rPr>
+          <w:sz w:val="22"/>
+          <w:szCs w:val="22"/>
+        </w:rPr>
+        <w:t xml:space="preserve">— </w:t>
+      </w:r>
+      <w:r>
+        <w:rPr>
+          <w:b/>
+          <w:bCs/>
+          <w:sz w:val="22"/>
+          <w:szCs w:val="22"/>
+        </w:rPr>
+        <w:t xml:space="preserve">Rób ćwiczenia przed przejściem dalej,</w:t>
+      </w:r>
+      <w:r>
+        <w:rPr>
+          <w:sz w:val="22"/>
+          <w:szCs w:val="22"/>
+        </w:rPr>
+        <w:t xml:space="preserve"> nie na końcu — są zaprojektowane tak, żeby zderzyć Cię z pytaniem, zanim książka poda odpowiedź w kolejnym rozdziale.</w:t>
+      </w:r>
+    </w:p>
+    <w:p>
+      <w:pPr>
+        <w:spacing w:after="120"/>
+        <w:jc w:val="both"/>
+        <w:ind w:left="200"/>
+      </w:pPr>
+      <w:r>
+        <w:rPr>
+          <w:sz w:val="22"/>
+          <w:szCs w:val="22"/>
+        </w:rPr>
+        <w:t xml:space="preserve">— </w:t>
+      </w:r>
+      <w:r>
+        <w:rPr>
+          <w:b/>
+          <w:bCs/>
+          <w:sz w:val="22"/>
+          <w:szCs w:val="22"/>
+        </w:rPr>
+        <w:t xml:space="preserve">Nie ma klucza odpowiedzi — celowo.</w:t>
+      </w:r>
+      <w:r>
+        <w:rPr>
+          <w:sz w:val="22"/>
+          <w:szCs w:val="22"/>
+        </w:rPr>
+        <w:t xml:space="preserve"> Ćwiczenia sprawdzają intuicję, nie konkretną liczbę. Jeśli utkniesz, wróć do sekcji „Co z tego wychodzi” tego rozdziału — ćwiczenie zwykle zmienia jedną rzecz, którą ta sekcja już wytłumaczyła.</w:t>
+      </w:r>
+    </w:p>
+    <w:p>
+      <w:pPr>
+        <w:spacing w:after="120"/>
+        <w:jc w:val="both"/>
+        <w:ind w:left="200"/>
+      </w:pPr>
+      <w:r>
+        <w:rPr>
+          <w:sz w:val="22"/>
+          <w:szCs w:val="22"/>
+        </w:rPr>
+        <w:t xml:space="preserve">— </w:t>
+      </w:r>
+      <w:r>
+        <w:rPr>
+          <w:b/>
+          <w:bCs/>
+          <w:sz w:val="22"/>
+          <w:szCs w:val="22"/>
+        </w:rPr>
+        <w:t xml:space="preserve">Dwie ścieżki, jeden materiał.</w:t>
+      </w:r>
+      <w:r>
+        <w:rPr>
+          <w:sz w:val="22"/>
+          <w:szCs w:val="22"/>
+        </w:rPr>
+        <w:t xml:space="preserve"> Inżynier procesu: zwolnij przy Rozdziałach 1-5 (ML od podstaw). Data scientist: zwolnij przy Części II (MDS, DQ, OQ, PQ) — tam jest logika regulacyjna.</w:t>
+      </w:r>
+    </w:p>
+    <w:p>
+      <w:pPr>
+        <w:spacing w:after="120"/>
+        <w:jc w:val="both"/>
+        <w:ind w:left="200"/>
+      </w:pPr>
+      <w:r>
+        <w:rPr>
+          <w:sz w:val="22"/>
+          <w:szCs w:val="22"/>
+        </w:rPr>
+        <w:t xml:space="preserve">— </w:t>
+      </w:r>
+      <w:r>
+        <w:rPr>
+          <w:b/>
+          <w:bCs/>
+          <w:sz w:val="22"/>
+          <w:szCs w:val="22"/>
+        </w:rPr>
+        <w:t xml:space="preserve">Nie musisz robić wszystkich ćwiczeń na czysto</w:t>
+      </w:r>
+      <w:r>
+        <w:rPr>
+          <w:sz w:val="22"/>
+          <w:szCs w:val="22"/>
+        </w:rPr>
+        <w:t xml:space="preserve"> — 1-2 na rozdział wystarczą, żeby ruszyć dalej; możesz wrócić do reszty później.</w:t>
+      </w:r>
+    </w:p>
+    <w:p>
+      <w:pPr>
+        <w:spacing w:after="120"/>
+        <w:jc w:val="both"/>
+        <w:ind w:left="200"/>
+      </w:pPr>
+      <w:r>
+        <w:rPr>
+          <w:sz w:val="22"/>
+          <w:szCs w:val="22"/>
+        </w:rPr>
+        <w:t xml:space="preserve">— </w:t>
+      </w:r>
+      <w:r>
+        <w:rPr>
+          <w:b/>
+          <w:bCs/>
+          <w:sz w:val="22"/>
+          <w:szCs w:val="22"/>
+        </w:rPr>
+        <w:t xml:space="preserve">Kiedy coś nie działa:</w:t>
+      </w:r>
+      <w:r>
+        <w:rPr>
+          <w:sz w:val="22"/>
+          <w:szCs w:val="22"/>
+        </w:rPr>
+        <w:t xml:space="preserve"> sprawdź najpierw wersję Pythona (3.11+) i venv. Prawdziwe awarie opisane w tekście są częścią materiału — jeśli je odtworzysz, to dobry znak.</w:t>
+      </w:r>
+    </w:p>
+    <w:p>
+      <w:pPr>
         <w:pageBreakBefore/>
       </w:pPr>
     </w:p>
@@ -412,7 +661,7 @@
           <w:sz w:val="22"/>
           <w:szCs w:val="22"/>
         </w:rPr>
-        <w:t xml:space="preserve">Wymyślamy sobie reaktor, w którym temperatura zależy liniowo od mocy grzałki i czasu trwania procesu — ze znanymi współczynnikami: temperatura = 20 + 1.8×moc + 0.15×czas + szum. Model tego wzoru oczywiście nie widzi. Dostaje surowe dane wejściowe i wyjściowe i musi odkryć te współczynniki sam.</w:t>
+        <w:t xml:space="preserve">Wymyślamy sobie reaktor, w którym temperatura zależy liniowo od mocy grzałki i czasu trwania procesu — ze znanymi współczynnikami: temperatura = 20 + 1.8×moc + 0.15×czas + szum. Model tego wzoru oczywiście nie widzi. Dostaje surowe dane wejściowe i wyjściowe i musi odkryć te współczynniki sam. Cały proces to te same pięć kroków, przez które przechodzi każdy model uczony z nadzorem, niezależnie jak bardzo się później skomplikuje: zbudować dane, odłożyć część na test, dopasować model do reszty, ocenić go na odłożonej części, i zinterpretować wynik. Wszystko od tego miejsca aż po Rozdział 14 to wariacja na temat tych samych pięciu kroków.</w:t>
       </w:r>
     </w:p>
     <w:p>
@@ -1955,7 +2204,7 @@
           <w:sz w:val="22"/>
           <w:szCs w:val="22"/>
         </w:rPr>
-        <w:t xml:space="preserve">Regresja liniowa umie znaleźć tylko prostą. Sporo procesów tak się nie zachowuje — grzałka na przykład ma efekt malejący przy wysokiej mocy, bo pojawia się nasycenie. Ten rozdział pokazuje, jak w ogóle rozpoznać ten problem, zanim sięgnie się po cięższą architekturę, i dlaczego sieć neuronowa go rozwiązuje.</w:t>
+        <w:t xml:space="preserve">Regresja liniowa umie znaleźć tylko prostą. Sporo procesów tak się nie zachowuje — grzałka na przykład ma efekt malejący przy wysokiej mocy, bo pojawia się nasycenie. Ten rozdział pokazuje, jak w ogóle rozpoznać ten problem, zanim sięgnie się po cięższą architekturę, i dlaczego sieć neuronowa go rozwiązuje. Zobaczysz to na dwóch modelach naraz: tej samej regresji liniowej z Rozdziału 1, i nowej, małej sieci neuronowej, na tych samych danych. Otwórz nowy plik, np. model.py, przepisz poniższy kod w całości i uruchom go poleceniem python3 model.py — porównaj wydrukowane RMSE obu modeli. Jeśli sieć neuronowa wypadnie gorzej niż regresja, to sygnał, że coś jest nie tak z konfiguracją, nie że sieci neuronowe same w sobie nie działają — wróć do sekcji „Dwie rzeczy, które wyszły po drodze” poniżej, zanim zaczniesz debugować na własną rękę.</w:t>
       </w:r>
     </w:p>
     <w:p>
@@ -3570,7 +3819,7 @@
           <w:sz w:val="22"/>
           <w:szCs w:val="22"/>
         </w:rPr>
-        <w:t xml:space="preserve">To ta sama architektura, co w case study bioreaktora z głównej książki (Rozdział 6, D.1) — tylko na prostszym przykładzie. Zamiast wybierać między fizyką a uczeniem maszynowym, łączymy je: model fizyczny (bilans masy, znane równania) wyjaśnia większość zjawiska, a ML uczy się wyłącznie na tym, czego fizyka nie wyjaśnia. To dużo łatwiejsze zadanie niż uczenie się wszystkiego od zera, i — jak zaraz zobaczysz — bezpieczniejsze.</w:t>
+        <w:t xml:space="preserve">To ta sama architektura, co w case study bioreaktora z głównej książki (Rozdział 6, D.1) — tylko na prostszym przykładzie. Zamiast wybierać między fizyką a uczeniem maszynowym, łączymy je: model fizyczny (bilans masy, znane równania) wyjaśnia większość zjawiska, a ML uczy się wyłącznie na tym, czego fizyka nie wyjaśnia. To dużo łatwiejsze zadanie niż uczenie się wszystkiego od zera, i — jak zaraz zobaczysz — bezpieczniejsze. Zbudujemy trzy podejścia na tych samych danych — tylko fizykę, tylko uczenie maszynowe, i hybrydę — żeby zobaczyć różnicę na własne oczy, nie na słowo. Otwórz nowy plik, wklej cały kod poniżej, uruchom go, i zanotuj trzy wartości RMSE, które się wydrukują — będziesz ich potrzebować za chwilę, przy analizie awarii, która naprawdę się zdarzyła podczas budowy tego rozdziału.</w:t>
       </w:r>
     </w:p>
     <w:p>
@@ -5835,7 +6084,7 @@
           <w:sz w:val="22"/>
           <w:szCs w:val="22"/>
         </w:rPr>
-        <w:t xml:space="preserve">Klasyka gatunku: dopasowujemy wielomiany coraz wyższego stopnia do małego, zaszumionego zbioru (n=25, celowo mało, bo wtedy przeuczenie widać jak na dłoni, nie trzeba się go domyślać).</w:t>
+        <w:t xml:space="preserve">Klasyka gatunku: dopasowujemy wielomiany coraz wyższego stopnia do małego, zaszumionego zbioru (n=25, celowo mało, bo wtedy przeuczenie widać jak na dłoni, nie trzeba się go domyślać). Zobaczysz to na jednym zbiorze danych, dopasowując wielomiany sześciu różnych stopni — od zbyt prostego po absurdalnie złożony. Wklej cały kod poniżej do nowego pliku i uruchom go, a potem zwróć uwagę na dwie kolumny w wydruku: RMSE na treningu i RMSE na teście, i na to, jak bardzo się od siebie oddalają przy wyższych stopniach — to jest dokładnie ten moment, w którym widać przeuczenie gołym okiem, nie w teorii.</w:t>
       </w:r>
     </w:p>
     <w:p>
@@ -7945,7 +8194,7 @@
           <w:sz w:val="22"/>
           <w:szCs w:val="22"/>
         </w:rPr>
-        <w:t xml:space="preserve">Procesy z bezwładnością — termiczną, mechaniczną, biologiczną, wszystko jedno — mają stan zależny od historii, nie tylko od tego, co dzieje się teraz. Symulujemy reaktor z bezwładnością cieplną i patrzymy, dlaczego model bez dostępu do poprzedniego stanu systematycznie się myli. To jest właściwie cały powód, dla którego w Części II sięgamy po GRU.</w:t>
+        <w:t xml:space="preserve">Procesy z bezwładnością — termiczną, mechaniczną, biologiczną, wszystko jedno — mają stan zależny od historii, nie tylko od tego, co dzieje się teraz. Symulujemy reaktor z bezwładnością cieplną i patrzymy, dlaczego model bez dostępu do poprzedniego stanu systematycznie się myli. To jest właściwie cały powód, dla którego w Części II sięgamy po GRU. Zbudujemy dwa modele na tym samym szeregu czasowym — jeden bez pamięci, jeden z pamięcią — i porównamy błąd między nimi. Wklej kod poniżej do nowego pliku, uruchom go, i zapisz sobie procentową różnicę RMSE między modelem A i B, którą zobaczysz na końcu wydruku — to liczba, do której wrócimy przy motywacji GRU w Części II.</w:t>
       </w:r>
     </w:p>
     <w:p>
@@ -9909,7 +10158,7 @@
           <w:sz w:val="22"/>
           <w:szCs w:val="22"/>
         </w:rPr>
-        <w:t xml:space="preserve">W symulacji ukryty jest "tryb metaboliczny overflow": gdy skumulowana kombinacja gęstości biomasy i historii karmienia przekroczy próg, komórki zaczynają zużywać więcej tlenu (qO2 rośnie razy 1.7). To dokładnie ten mechanizm, o którym pisałem we Wstępie głównej książki — gęstość inokulum i historia karmienia prowadzą do spadku DO z opóźnieniem, i żeby to złapać, model musi mieć pamięć, nie tylko podgląd na bieżące wartości. Stąd GRU.</w:t>
+        <w:t xml:space="preserve">W symulacji ukryty jest "tryb metaboliczny overflow": gdy skumulowana kombinacja gęstości biomasy i historii karmienia przekroczy próg, komórki zaczynają zużywać więcej tlenu (qO2 rośnie razy 1.7). To dokładnie ten mechanizm, o którym pisałem we Wstępie głównej książki — gęstość inokulum i historia karmienia prowadzą do spadku DO z opóźnieniem, i żeby to złapać, model musi mieć pamięć, nie tylko podgląd na bieżące wartości. Stąd GRU. Poniższy kod buduje dokładnie tę symulację — otwórz nowy plik symulacja.py, przepisz go w całości i uruchom poleceniem python3 symulacja.py. Zwróć uwagę na zmienną metabolic_mode w wyniku: jest w danych tylko do wglądu, żaden model, który zbudujemy dalej, jej nie dostanie jako wejścia — dokładnie tak, jak w prawdziwym zakładzie, gdzie tej wielkości byśmy nie mierzyli.</w:t>
       </w:r>
     </w:p>
     <w:p>
@@ -19275,7 +19524,7 @@
           <w:sz w:val="22"/>
           <w:szCs w:val="22"/>
         </w:rPr>
-        <w:t xml:space="preserve">Wagi GRU, statystyki skalowania, kwantyl conformal prediction, statystyki Mahalanobisa, hash danych treningowych z Rozdziału 8 — wszystko na dysk, zanim napiszemy choćby jedną linijkę samego API.</w:t>
+        <w:t xml:space="preserve">Wagi GRU, statystyki skalowania, kwantyl conformal prediction, statystyki Mahalanobisa, hash danych treningowych z Rozdziału 8 — wszystko na dysk, zanim napiszemy choćby jedną linijkę samego API. Uruchom poniższy skrypt jako osobny plik trenuj_i_zapisz.py — wytrenuje on model od zera (dokładnie jak w Rozdziale 6) i zapisze dwa pliki wynikowe: model_gru.pt z wagami sieci i artefakty.json ze wszystkimi liczbami, których będzie potrzebować API z kolejnej sekcji. Sprawdź w wydruku, czy kwantyl i próg OOD zgadzają się z tymi z Rozdziałów 9 i 11 — jeśli tak, wiesz, że pipeline jest spójny od treningu do wdrożenia.</w:t>
       </w:r>
     </w:p>
     <w:tbl>
@@ -21110,7 +21359,7 @@
           <w:sz w:val="22"/>
           <w:szCs w:val="22"/>
         </w:rPr>
-        <w:t xml:space="preserve">Endpoint POST /predict zwraca dokładnie to, co obiecaliśmy w MDS: predykcję z przedziałem ufności, flagę OOD, wersję modelu, a przy okazji rozkład fizyka/korekta ML i logikę fallback.</w:t>
+        <w:t xml:space="preserve">Endpoint POST /predict zwraca dokładnie to, co obiecaliśmy w MDS: predykcję z przedziałem ufności, flagę OOD, wersję modelu, a przy okazji rozkład fizyka/korekta ML i logikę fallback. Zapisz kod poniżej jako api.py w tym samym katalogu co artefakty.json z poprzedniego kroku, a potem uruchom serwer poleceniem uvicorn api:app --port 8000. Zostaw ten terminal otwarty — w kolejnej sekcji wyślemy do niego dwa prawdziwe zapytania, jedno w normalnym zakresie danych, jedno celowo poza nim, żeby zobaczyć fallback w akcji.</w:t>
       </w:r>
     </w:p>
     <w:tbl>
@@ -24239,7 +24488,7 @@
           <w:sz w:val="22"/>
           <w:szCs w:val="22"/>
         </w:rPr>
-        <w:t xml:space="preserve">Cały ten cykl to inwestycja — czasu zespołu, infrastruktury, procesu regulacyjnego. Ten rozdział pokazuje, jak przełożyć ją na liczby, które przemówią do finansów, nie tylko do inżynierów.</w:t>
+        <w:t xml:space="preserve">Cały ten cykl to inwestycja — czasu zespołu, infrastruktury, procesu regulacyjnego. Ten rozdział pokazuje, jak przełożyć ją na liczby, które przemówią do finansów, nie tylko do inżynierów. Zbudujemy to jako mały, samodzielny moduł Pythona — nie arkusz kalkulacyjny — żeby dało się go potem podłączyć do dowolnego kolejnego projektu, nie tylko tego jednego przykładu. Wklej kod poniżej do nowego pliku kalkulator_roi.py, uruchom go, i porównaj wydrukowany payback period z liczbą podaną w sekcji poniżej — powinny się zgadzać co do miesiąca.</w:t>
       </w:r>
     </w:p>
     <w:p>

--- a/Digital_Twin_od_zera_Practical_Workbook.docx
+++ b/Digital_Twin_od_zera_Practical_Workbook.docx
@@ -603,7 +603,7 @@
         <w:spacing w:after="200" w:before="200"/>
       </w:pPr>
       <w:r>
-        <w:t xml:space="preserve">Część I — Fundamenty ML od zera</w:t>
+        <w:t xml:space="preserve">Słownik pojęć</w:t>
       </w:r>
     </w:p>
     <w:p>
@@ -616,7 +616,1064 @@
           <w:sz w:val="22"/>
           <w:szCs w:val="22"/>
         </w:rPr>
-        <w:t xml:space="preserve">Zanim dojdziemy do bioreaktora, przejdziemy przez pięć krótkich rozdziałów budowanych na wymyślonych danych. Wymyślonych celowo — bo znamy z góry, jaka zależność w nich siedzi, i możemy sprawdzić, czy model faktycznie ją odkrył, zamiast wierzyć na słowo samej metryce. To ma swoją cenę, i wolę powiedzieć o niej wprost, zamiast zamiatać pod dywan: prawdziwe dane procesowe są brudne, mają luki, sensory się psują, a "prawdy" nigdy nie znamy z takim komfortem jak tutaj. Ale mechanikę treningu, walidacji i diagnozowania błędów najłatwiej opanować właśnie tam, gdzie można sprawdzić się z odpowiedzią z tyłu książki.</w:t>
+        <w:t xml:space="preserve">Poniższy słownik zbiera wszystkie skróty i terminy techniczne używane w tym workbooku, w kolejności, w jakiej mniej więcej się pojawiają — od podstaw uczenia maszynowego, przez PyTorch, po żargon walidacji GxP. Nie musisz go czytać od początku do końca — wracaj tu za każdym razem, gdy natkniesz się na skrót, którego nie pamiętasz.</w:t>
+      </w:r>
+    </w:p>
+    <w:p>
+      <w:pPr>
+        <w:pStyle w:val="Heading2"/>
+        <w:spacing w:after="150" w:before="300"/>
+      </w:pPr>
+      <w:r>
+        <w:t xml:space="preserve">Uczenie maszynowe — podstawy</w:t>
+      </w:r>
+    </w:p>
+    <w:p>
+      <w:pPr>
+        <w:spacing w:after="140"/>
+        <w:jc w:val="both"/>
+      </w:pPr>
+      <w:r>
+        <w:rPr>
+          <w:b/>
+          <w:bCs/>
+          <w:sz w:val="22"/>
+          <w:szCs w:val="22"/>
+        </w:rPr>
+        <w:t xml:space="preserve">Regresja liniowa</w:t>
+      </w:r>
+      <w:r>
+        <w:rPr>
+          <w:sz w:val="22"/>
+          <w:szCs w:val="22"/>
+        </w:rPr>
+        <w:t xml:space="preserve"> — najprostszy model: zakłada, że wyjście jest ważoną sumą wejść plus stała. „Waga” każdej zmiennej to współczynnik, który model dopasowuje do danych.</w:t>
+      </w:r>
+    </w:p>
+    <w:p>
+      <w:pPr>
+        <w:spacing w:after="140"/>
+        <w:jc w:val="both"/>
+      </w:pPr>
+      <w:r>
+        <w:rPr>
+          <w:b/>
+          <w:bCs/>
+          <w:sz w:val="22"/>
+          <w:szCs w:val="22"/>
+        </w:rPr>
+        <w:t xml:space="preserve">RMSE (root mean squared error)</w:t>
+      </w:r>
+      <w:r>
+        <w:rPr>
+          <w:sz w:val="22"/>
+          <w:szCs w:val="22"/>
+        </w:rPr>
+        <w:t xml:space="preserve"> — typowa wielkość błędu predykcji, w tych samych jednostkach co wielkość przewidywana. RMSE = 1,8°C znaczy: model myli się średnio o około 1,8 stopnia.</w:t>
+      </w:r>
+    </w:p>
+    <w:p>
+      <w:pPr>
+        <w:spacing w:after="140"/>
+        <w:jc w:val="both"/>
+      </w:pPr>
+      <w:r>
+        <w:rPr>
+          <w:b/>
+          <w:bCs/>
+          <w:sz w:val="22"/>
+          <w:szCs w:val="22"/>
+        </w:rPr>
+        <w:t xml:space="preserve">R² (R-kwadrat)</w:t>
+      </w:r>
+      <w:r>
+        <w:rPr>
+          <w:sz w:val="22"/>
+          <w:szCs w:val="22"/>
+        </w:rPr>
+        <w:t xml:space="preserve"> — jaki procent zmienności danych model wyjaśnia, licząc od punktu odniesienia „za każdym razem zgaduj średnią”. Jeden to idealne dopasowanie, zero to tyle, co zgadywanie średniej.</w:t>
+      </w:r>
+    </w:p>
+    <w:p>
+      <w:pPr>
+        <w:spacing w:after="140"/>
+        <w:jc w:val="both"/>
+      </w:pPr>
+      <w:r>
+        <w:rPr>
+          <w:b/>
+          <w:bCs/>
+          <w:sz w:val="22"/>
+          <w:szCs w:val="22"/>
+        </w:rPr>
+        <w:t xml:space="preserve">Zbiór treningowy / testowy</w:t>
+      </w:r>
+      <w:r>
+        <w:rPr>
+          <w:sz w:val="22"/>
+          <w:szCs w:val="22"/>
+        </w:rPr>
+        <w:t xml:space="preserve"> — dane dzieli się na część do nauki (treningową) i część odkładaną na bok, na której model nigdy się nie uczył (testową) — dopiero wynik na tej drugiej mówi, czy model faktycznie czegoś się nauczył, a nie tylko zapamiętał dane treningowe.</w:t>
+      </w:r>
+    </w:p>
+    <w:p>
+      <w:pPr>
+        <w:spacing w:after="140"/>
+        <w:jc w:val="both"/>
+      </w:pPr>
+      <w:r>
+        <w:rPr>
+          <w:b/>
+          <w:bCs/>
+          <w:sz w:val="22"/>
+          <w:szCs w:val="22"/>
+        </w:rPr>
+        <w:t xml:space="preserve">Przeuczenie (overfitting)</w:t>
+      </w:r>
+      <w:r>
+        <w:rPr>
+          <w:sz w:val="22"/>
+          <w:szCs w:val="22"/>
+        </w:rPr>
+        <w:t xml:space="preserve"> — model dopasowuje się do szumu i przypadkowych osobliwości danych treningowych zamiast do rzeczywistej zależności — wygląda świetnie na danych, które widział, i źle na nowych.</w:t>
+      </w:r>
+    </w:p>
+    <w:p>
+      <w:pPr>
+        <w:spacing w:after="140"/>
+        <w:jc w:val="both"/>
+      </w:pPr>
+      <w:r>
+        <w:rPr>
+          <w:b/>
+          <w:bCs/>
+          <w:sz w:val="22"/>
+          <w:szCs w:val="22"/>
+        </w:rPr>
+        <w:t xml:space="preserve">Niedouczenie (underfitting)</w:t>
+      </w:r>
+      <w:r>
+        <w:rPr>
+          <w:sz w:val="22"/>
+          <w:szCs w:val="22"/>
+        </w:rPr>
+        <w:t xml:space="preserve"> — przeciwieństwo przeuczenia: model jest zbyt prosty, żeby uchwycić rzeczywistą zależność, i myli się systematycznie, nawet na danych, które widział.</w:t>
+      </w:r>
+    </w:p>
+    <w:p>
+      <w:pPr>
+        <w:spacing w:after="140"/>
+        <w:jc w:val="both"/>
+      </w:pPr>
+      <w:r>
+        <w:rPr>
+          <w:b/>
+          <w:bCs/>
+          <w:sz w:val="22"/>
+          <w:szCs w:val="22"/>
+        </w:rPr>
+        <w:t xml:space="preserve">Walidacja krzyżowa (cross-validation, k-fold)</w:t>
+      </w:r>
+      <w:r>
+        <w:rPr>
+          <w:sz w:val="22"/>
+          <w:szCs w:val="22"/>
+        </w:rPr>
+        <w:t xml:space="preserve"> — zamiast jednego podziału trening/test, dzielimy dane na kilka części (foldów), każda po kolei pełni rolę zbioru testowego, wyniki uśredniamy — daje to bardziej wiarygodną ocenę niż pojedynczy podział.</w:t>
+      </w:r>
+    </w:p>
+    <w:p>
+      <w:pPr>
+        <w:spacing w:after="140"/>
+        <w:jc w:val="both"/>
+      </w:pPr>
+      <w:r>
+        <w:rPr>
+          <w:b/>
+          <w:bCs/>
+          <w:sz w:val="22"/>
+          <w:szCs w:val="22"/>
+        </w:rPr>
+        <w:t xml:space="preserve">Sieć neuronowa / MLP (Multi-Layer Perceptron)</w:t>
+      </w:r>
+      <w:r>
+        <w:rPr>
+          <w:sz w:val="22"/>
+          <w:szCs w:val="22"/>
+        </w:rPr>
+        <w:t xml:space="preserve"> — model złożony z warstw „neuronów”, gdzie każdy liczy ważoną sumę wejść i przepuszcza ją przez funkcję aktywacji. To ta funkcja aktywacji pozwala sieci uchwycić zależności nieliniowe, których regresja liniowa nie widzi.</w:t>
+      </w:r>
+    </w:p>
+    <w:p>
+      <w:pPr>
+        <w:spacing w:after="140"/>
+        <w:jc w:val="both"/>
+      </w:pPr>
+      <w:r>
+        <w:rPr>
+          <w:b/>
+          <w:bCs/>
+          <w:sz w:val="22"/>
+          <w:szCs w:val="22"/>
+        </w:rPr>
+        <w:t xml:space="preserve">Funkcja aktywacji</w:t>
+      </w:r>
+      <w:r>
+        <w:rPr>
+          <w:sz w:val="22"/>
+          <w:szCs w:val="22"/>
+        </w:rPr>
+        <w:t xml:space="preserve"> — nieliniowe przekształcenie wewnątrz sieci neuronowej (np. tanh, relu) — bez niej sieć złożona z samych warstw liniowych nadal byłaby tylko regresją liniową, niezależnie od liczby warstw.</w:t>
+      </w:r>
+    </w:p>
+    <w:p>
+      <w:pPr>
+        <w:spacing w:after="140"/>
+        <w:jc w:val="both"/>
+      </w:pPr>
+      <w:r>
+        <w:rPr>
+          <w:b/>
+          <w:bCs/>
+          <w:sz w:val="22"/>
+          <w:szCs w:val="22"/>
+        </w:rPr>
+        <w:t xml:space="preserve">Hiperparametr</w:t>
+      </w:r>
+      <w:r>
+        <w:rPr>
+          <w:sz w:val="22"/>
+          <w:szCs w:val="22"/>
+        </w:rPr>
+        <w:t xml:space="preserve"> — ustawienie modelu wybierane przed treningiem, nie uczone z danych — np. liczba neuronów w warstwie ukrytej, albo siła regularyzacji.</w:t>
+      </w:r>
+    </w:p>
+    <w:p>
+      <w:pPr>
+        <w:spacing w:after="140"/>
+        <w:jc w:val="both"/>
+      </w:pPr>
+      <w:r>
+        <w:rPr>
+          <w:b/>
+          <w:bCs/>
+          <w:sz w:val="22"/>
+          <w:szCs w:val="22"/>
+        </w:rPr>
+        <w:t xml:space="preserve">Regularyzacja (L2, alpha)</w:t>
+      </w:r>
+      <w:r>
+        <w:rPr>
+          <w:sz w:val="22"/>
+          <w:szCs w:val="22"/>
+        </w:rPr>
+        <w:t xml:space="preserve"> — kara nałożona na zbyt duże wagi modelu, ograniczająca jego zdolność do „wybuchowej” ekstrapolacji tam, gdzie danych jest mało. Parametr alpha kontroluje siłę tej kary.</w:t>
+      </w:r>
+    </w:p>
+    <w:p>
+      <w:pPr>
+        <w:spacing w:after="140"/>
+        <w:jc w:val="both"/>
+      </w:pPr>
+      <w:r>
+        <w:rPr>
+          <w:b/>
+          <w:bCs/>
+          <w:sz w:val="22"/>
+          <w:szCs w:val="22"/>
+        </w:rPr>
+        <w:t xml:space="preserve">Standaryzacja / StandardScaler</w:t>
+      </w:r>
+      <w:r>
+        <w:rPr>
+          <w:sz w:val="22"/>
+          <w:szCs w:val="22"/>
+        </w:rPr>
+        <w:t xml:space="preserve"> — przeskalowanie cech tak, żeby każda miała średnią zero i odchylenie standardowe jeden — sieci neuronowe potrzebują tego do stabilnego treningu, gdy wejścia mają bardzo różne skale (np. moc 5–20 kW, czas 10–120 min).</w:t>
+      </w:r>
+    </w:p>
+    <w:p>
+      <w:pPr>
+        <w:spacing w:after="140"/>
+        <w:jc w:val="both"/>
+      </w:pPr>
+      <w:r>
+        <w:rPr>
+          <w:b/>
+          <w:bCs/>
+          <w:sz w:val="22"/>
+          <w:szCs w:val="22"/>
+        </w:rPr>
+        <w:t xml:space="preserve">Rezyduum (residual)</w:t>
+      </w:r>
+      <w:r>
+        <w:rPr>
+          <w:sz w:val="22"/>
+          <w:szCs w:val="22"/>
+        </w:rPr>
+        <w:t xml:space="preserve"> — różnica między wartością rzeczywistą a predykcją modelu. W architekturze hybrydowej to właśnie rezyduum — to, czego fizyka nie wyjaśnia — jest celem, którego uczy się komponent ML.</w:t>
+      </w:r>
+    </w:p>
+    <w:p>
+      <w:pPr>
+        <w:spacing w:after="140"/>
+        <w:jc w:val="both"/>
+      </w:pPr>
+      <w:r>
+        <w:rPr>
+          <w:b/>
+          <w:bCs/>
+          <w:sz w:val="22"/>
+          <w:szCs w:val="22"/>
+        </w:rPr>
+        <w:t xml:space="preserve">Model hybrydowy</w:t>
+      </w:r>
+      <w:r>
+        <w:rPr>
+          <w:sz w:val="22"/>
+          <w:szCs w:val="22"/>
+        </w:rPr>
+        <w:t xml:space="preserve"> — architektura łącząca model fizyczny (znane równania) z komponentem uczenia maszynowego korygującym tylko to, czego fizyka nie wyjaśnia — zamiast wybierać między jednym a drugim.</w:t>
+      </w:r>
+    </w:p>
+    <w:p>
+      <w:pPr>
+        <w:pStyle w:val="Heading2"/>
+        <w:spacing w:after="150" w:before="300"/>
+      </w:pPr>
+      <w:r>
+        <w:t xml:space="preserve">PyTorch i sieci rekurencyjne</w:t>
+      </w:r>
+    </w:p>
+    <w:p>
+      <w:pPr>
+        <w:spacing w:after="140"/>
+        <w:jc w:val="both"/>
+      </w:pPr>
+      <w:r>
+        <w:rPr>
+          <w:b/>
+          <w:bCs/>
+          <w:sz w:val="22"/>
+          <w:szCs w:val="22"/>
+        </w:rPr>
+        <w:t xml:space="preserve">Tensor</w:t>
+      </w:r>
+      <w:r>
+        <w:rPr>
+          <w:sz w:val="22"/>
+          <w:szCs w:val="22"/>
+        </w:rPr>
+        <w:t xml:space="preserve"> — struktura danych podobna do numpy array, ale pamiętająca, jak została policzona — dzięki temu PyTorch potrafi automatycznie liczyć pochodne (patrz: autograd).</w:t>
+      </w:r>
+    </w:p>
+    <w:p>
+      <w:pPr>
+        <w:spacing w:after="140"/>
+        <w:jc w:val="both"/>
+      </w:pPr>
+      <w:r>
+        <w:rPr>
+          <w:b/>
+          <w:bCs/>
+          <w:sz w:val="22"/>
+          <w:szCs w:val="22"/>
+        </w:rPr>
+        <w:t xml:space="preserve">Autograd / gradient</w:t>
+      </w:r>
+      <w:r>
+        <w:rPr>
+          <w:sz w:val="22"/>
+          <w:szCs w:val="22"/>
+        </w:rPr>
+        <w:t xml:space="preserve"> — mechanizm automatycznego liczenia pochodnej błędu względem każdej wagi w sieci — to na nim opiera się cały trening sieci neuronowych.</w:t>
+      </w:r>
+    </w:p>
+    <w:p>
+      <w:pPr>
+        <w:spacing w:after="140"/>
+        <w:jc w:val="both"/>
+      </w:pPr>
+      <w:r>
+        <w:rPr>
+          <w:b/>
+          <w:bCs/>
+          <w:sz w:val="22"/>
+          <w:szCs w:val="22"/>
+        </w:rPr>
+        <w:t xml:space="preserve">Epoka (epoch)</w:t>
+      </w:r>
+      <w:r>
+        <w:rPr>
+          <w:sz w:val="22"/>
+          <w:szCs w:val="22"/>
+        </w:rPr>
+        <w:t xml:space="preserve"> — jedno pełne przejście przez cały zbiór treningowy podczas treningu. Trening zwykle trwa wiele epok.</w:t>
+      </w:r>
+    </w:p>
+    <w:p>
+      <w:pPr>
+        <w:spacing w:after="140"/>
+        <w:jc w:val="both"/>
+      </w:pPr>
+      <w:r>
+        <w:rPr>
+          <w:b/>
+          <w:bCs/>
+          <w:sz w:val="22"/>
+          <w:szCs w:val="22"/>
+        </w:rPr>
+        <w:t xml:space="preserve">Batch / DataLoader</w:t>
+      </w:r>
+      <w:r>
+        <w:rPr>
+          <w:sz w:val="22"/>
+          <w:szCs w:val="22"/>
+        </w:rPr>
+        <w:t xml:space="preserve"> — porcja danych przetwarzana naraz podczas jednego kroku treningu. DataLoader to narzędzie PyTorch dzielące dane na takie porcje.</w:t>
+      </w:r>
+    </w:p>
+    <w:p>
+      <w:pPr>
+        <w:spacing w:after="140"/>
+        <w:jc w:val="both"/>
+      </w:pPr>
+      <w:r>
+        <w:rPr>
+          <w:b/>
+          <w:bCs/>
+          <w:sz w:val="22"/>
+          <w:szCs w:val="22"/>
+        </w:rPr>
+        <w:t xml:space="preserve">GRU (Gated Recurrent Unit)</w:t>
+      </w:r>
+      <w:r>
+        <w:rPr>
+          <w:sz w:val="22"/>
+          <w:szCs w:val="22"/>
+        </w:rPr>
+        <w:t xml:space="preserve"> — sieć neuronowa z pamięcią — stan z poprzedniego kroku czasowego wraca jako wejście do kolejnego, z dwiema „bramkami” decydującymi, ile starego stanu zachować, a ile nadpisać nowymi danymi.</w:t>
+      </w:r>
+    </w:p>
+    <w:p>
+      <w:pPr>
+        <w:spacing w:after="140"/>
+        <w:jc w:val="both"/>
+      </w:pPr>
+      <w:r>
+        <w:rPr>
+          <w:b/>
+          <w:bCs/>
+          <w:sz w:val="22"/>
+          <w:szCs w:val="22"/>
+        </w:rPr>
+        <w:t xml:space="preserve">Stan ukryty (hidden state)</w:t>
+      </w:r>
+      <w:r>
+        <w:rPr>
+          <w:sz w:val="22"/>
+          <w:szCs w:val="22"/>
+        </w:rPr>
+        <w:t xml:space="preserve"> — wewnętrzna „pamięć” sieci rekurencyjnej — podsumowanie całej historii, jaką sieć dotąd przetworzyła.</w:t>
+      </w:r>
+    </w:p>
+    <w:p>
+      <w:pPr>
+        <w:spacing w:after="140"/>
+        <w:jc w:val="both"/>
+      </w:pPr>
+      <w:r>
+        <w:rPr>
+          <w:b/>
+          <w:bCs/>
+          <w:sz w:val="22"/>
+          <w:szCs w:val="22"/>
+        </w:rPr>
+        <w:t xml:space="preserve">Funkcja straty (loss) / MSE</w:t>
+      </w:r>
+      <w:r>
+        <w:rPr>
+          <w:sz w:val="22"/>
+          <w:szCs w:val="22"/>
+        </w:rPr>
+        <w:t xml:space="preserve"> — liczba mierząca, jak bardzo predykcja modelu myli się względem prawdy. MSE (mean squared error) to średni błąd podniesiony do kwadratu — jego pierwiastek to RMSE.</w:t>
+      </w:r>
+    </w:p>
+    <w:p>
+      <w:pPr>
+        <w:spacing w:after="140"/>
+        <w:jc w:val="both"/>
+      </w:pPr>
+      <w:r>
+        <w:rPr>
+          <w:b/>
+          <w:bCs/>
+          <w:sz w:val="22"/>
+          <w:szCs w:val="22"/>
+        </w:rPr>
+        <w:t xml:space="preserve">Optymalizator (Adam)</w:t>
+      </w:r>
+      <w:r>
+        <w:rPr>
+          <w:sz w:val="22"/>
+          <w:szCs w:val="22"/>
+        </w:rPr>
+        <w:t xml:space="preserve"> — algorytm aktualizujący wagi sieci w kierunku zmniejszającym funkcję straty, krok po kroku, na podstawie gradientu.</w:t>
+      </w:r>
+    </w:p>
+    <w:p>
+      <w:pPr>
+        <w:pStyle w:val="Heading2"/>
+        <w:spacing w:after="150" w:before="300"/>
+      </w:pPr>
+      <w:r>
+        <w:t xml:space="preserve">Statystyka niepewności</w:t>
+      </w:r>
+    </w:p>
+    <w:p>
+      <w:pPr>
+        <w:spacing w:after="140"/>
+        <w:jc w:val="both"/>
+      </w:pPr>
+      <w:r>
+        <w:rPr>
+          <w:b/>
+          <w:bCs/>
+          <w:sz w:val="22"/>
+          <w:szCs w:val="22"/>
+        </w:rPr>
+        <w:t xml:space="preserve">Conformal prediction</w:t>
+      </w:r>
+      <w:r>
+        <w:rPr>
+          <w:sz w:val="22"/>
+          <w:szCs w:val="22"/>
+        </w:rPr>
+        <w:t xml:space="preserve"> — metoda dająca przedział predykcji z formalną gwarancją statystyczną (np. „90% przedziałów będzie zawierać prawdziwą wartość”), bez zakładania konkretnego rozkładu błędu.</w:t>
+      </w:r>
+    </w:p>
+    <w:p>
+      <w:pPr>
+        <w:spacing w:after="140"/>
+        <w:jc w:val="both"/>
+      </w:pPr>
+      <w:r>
+        <w:rPr>
+          <w:b/>
+          <w:bCs/>
+          <w:sz w:val="22"/>
+          <w:szCs w:val="22"/>
+        </w:rPr>
+        <w:t xml:space="preserve">Kwantyl</w:t>
+      </w:r>
+      <w:r>
+        <w:rPr>
+          <w:sz w:val="22"/>
+          <w:szCs w:val="22"/>
+        </w:rPr>
+        <w:t xml:space="preserve"> — wartość poniżej której mieści się zadany procent posortowanych danych — 90. percentyl błędów to wartość, poniżej której leży 90% wszystkich pomierzonych błędów.</w:t>
+      </w:r>
+    </w:p>
+    <w:p>
+      <w:pPr>
+        <w:spacing w:after="140"/>
+        <w:jc w:val="both"/>
+      </w:pPr>
+      <w:r>
+        <w:rPr>
+          <w:b/>
+          <w:bCs/>
+          <w:sz w:val="22"/>
+          <w:szCs w:val="22"/>
+        </w:rPr>
+        <w:t xml:space="preserve">Pokrycie (coverage)</w:t>
+      </w:r>
+      <w:r>
+        <w:rPr>
+          <w:sz w:val="22"/>
+          <w:szCs w:val="22"/>
+        </w:rPr>
+        <w:t xml:space="preserve"> — faktyczny procent przypadków, w których prawdziwa wartość wpadła w przedział predykcji — sprawdzane empirycznie na zbiorze testowym, nie zakładane teoretycznie.</w:t>
+      </w:r>
+    </w:p>
+    <w:p>
+      <w:pPr>
+        <w:spacing w:after="140"/>
+        <w:jc w:val="both"/>
+      </w:pPr>
+      <w:r>
+        <w:rPr>
+          <w:b/>
+          <w:bCs/>
+          <w:sz w:val="22"/>
+          <w:szCs w:val="22"/>
+        </w:rPr>
+        <w:t xml:space="preserve">Odległość Mahalanobisa</w:t>
+      </w:r>
+      <w:r>
+        <w:rPr>
+          <w:sz w:val="22"/>
+          <w:szCs w:val="22"/>
+        </w:rPr>
+        <w:t xml:space="preserve"> — miara tego, jak daleko nowy punkt danych leży od „środka” rozkładu danych treningowych, uwzględniająca korelacje między cechami — używana do wykrywania danych spoza zakresu, na którym model się uczył.</w:t>
+      </w:r>
+    </w:p>
+    <w:p>
+      <w:pPr>
+        <w:spacing w:after="140"/>
+        <w:jc w:val="both"/>
+      </w:pPr>
+      <w:r>
+        <w:rPr>
+          <w:b/>
+          <w:bCs/>
+          <w:sz w:val="22"/>
+          <w:szCs w:val="22"/>
+        </w:rPr>
+        <w:t xml:space="preserve">OOD (out-of-distribution)</w:t>
+      </w:r>
+      <w:r>
+        <w:rPr>
+          <w:sz w:val="22"/>
+          <w:szCs w:val="22"/>
+        </w:rPr>
+        <w:t xml:space="preserve"> — dane wejściowe istotnie różniące się od tego, co model widział w treningu — flaga OOD ostrzega, że predykcji nie można ufać tak samo, jak normalnie.</w:t>
+      </w:r>
+    </w:p>
+    <w:p>
+      <w:pPr>
+        <w:pStyle w:val="Heading2"/>
+        <w:spacing w:after="150" w:before="300"/>
+      </w:pPr>
+      <w:r>
+        <w:t xml:space="preserve">Walidacja procesowa i GxP</w:t>
+      </w:r>
+    </w:p>
+    <w:p>
+      <w:pPr>
+        <w:spacing w:after="140"/>
+        <w:jc w:val="both"/>
+      </w:pPr>
+      <w:r>
+        <w:rPr>
+          <w:b/>
+          <w:bCs/>
+          <w:sz w:val="22"/>
+          <w:szCs w:val="22"/>
+        </w:rPr>
+        <w:t xml:space="preserve">GxP</w:t>
+      </w:r>
+      <w:r>
+        <w:rPr>
+          <w:sz w:val="22"/>
+          <w:szCs w:val="22"/>
+        </w:rPr>
+        <w:t xml:space="preserve"> — ogólne określenie zestawu praktyk regulacyjnych w farmacji (Good Manufacturing/Laboratory/Clinical Practice), zapewniających, że procesy są udokumentowane, powtarzalne i kontrolowane.</w:t>
+      </w:r>
+    </w:p>
+    <w:p>
+      <w:pPr>
+        <w:spacing w:after="140"/>
+        <w:jc w:val="both"/>
+      </w:pPr>
+      <w:r>
+        <w:rPr>
+          <w:b/>
+          <w:bCs/>
+          <w:sz w:val="22"/>
+          <w:szCs w:val="22"/>
+        </w:rPr>
+        <w:t xml:space="preserve">GMP (Good Manufacturing Practice)</w:t>
+      </w:r>
+      <w:r>
+        <w:rPr>
+          <w:sz w:val="22"/>
+          <w:szCs w:val="22"/>
+        </w:rPr>
+        <w:t xml:space="preserve"> — część GxP dotycząca wytwarzania — zbiór wymogów co do tego, jak dokumentować i kontrolować proces produkcyjny.</w:t>
+      </w:r>
+    </w:p>
+    <w:p>
+      <w:pPr>
+        <w:spacing w:after="140"/>
+        <w:jc w:val="both"/>
+      </w:pPr>
+      <w:r>
+        <w:rPr>
+          <w:b/>
+          <w:bCs/>
+          <w:sz w:val="22"/>
+          <w:szCs w:val="22"/>
+        </w:rPr>
+        <w:t xml:space="preserve">URS (User Requirements Specification)</w:t>
+      </w:r>
+      <w:r>
+        <w:rPr>
+          <w:sz w:val="22"/>
+          <w:szCs w:val="22"/>
+        </w:rPr>
+        <w:t xml:space="preserve"> — dokument spisujący, czego użytkownik/proces oczekuje od systemu (albo modelu), zanim zacznie się projektowanie.</w:t>
+      </w:r>
+    </w:p>
+    <w:p>
+      <w:pPr>
+        <w:spacing w:after="140"/>
+        <w:jc w:val="both"/>
+      </w:pPr>
+      <w:r>
+        <w:rPr>
+          <w:b/>
+          <w:bCs/>
+          <w:sz w:val="22"/>
+          <w:szCs w:val="22"/>
+        </w:rPr>
+        <w:t xml:space="preserve">MDS (Model Design Specification)</w:t>
+      </w:r>
+      <w:r>
+        <w:rPr>
+          <w:sz w:val="22"/>
+          <w:szCs w:val="22"/>
+        </w:rPr>
+        <w:t xml:space="preserve"> — dokument zamrażający decyzje o modelu — cel, wejścia/wyjścia, architekturę, kryteria akceptacji, plan awaryjny — zanim zacznie się pisać kod treningowy.</w:t>
+      </w:r>
+    </w:p>
+    <w:p>
+      <w:pPr>
+        <w:spacing w:after="140"/>
+        <w:jc w:val="both"/>
+      </w:pPr>
+      <w:r>
+        <w:rPr>
+          <w:b/>
+          <w:bCs/>
+          <w:sz w:val="22"/>
+          <w:szCs w:val="22"/>
+        </w:rPr>
+        <w:t xml:space="preserve">DQ (Design Qualification)</w:t>
+      </w:r>
+      <w:r>
+        <w:rPr>
+          <w:sz w:val="22"/>
+          <w:szCs w:val="22"/>
+        </w:rPr>
+        <w:t xml:space="preserve"> — formalny przegląd MDS przed rozpoczęciem budowy modelu — sprawdza, czy dokument jest kompletny i spójny.</w:t>
+      </w:r>
+    </w:p>
+    <w:p>
+      <w:pPr>
+        <w:spacing w:after="140"/>
+        <w:jc w:val="both"/>
+      </w:pPr>
+      <w:r>
+        <w:rPr>
+          <w:b/>
+          <w:bCs/>
+          <w:sz w:val="22"/>
+          <w:szCs w:val="22"/>
+        </w:rPr>
+        <w:t xml:space="preserve">OQ (Operational Qualification)</w:t>
+      </w:r>
+      <w:r>
+        <w:rPr>
+          <w:sz w:val="22"/>
+          <w:szCs w:val="22"/>
+        </w:rPr>
+        <w:t xml:space="preserve"> — formalna walidacja modelu na zbiorze testowym, którego nigdy nie widział w treningu — sprawdza, czy model spełnia kryteria z MDS.</w:t>
+      </w:r>
+    </w:p>
+    <w:p>
+      <w:pPr>
+        <w:spacing w:after="140"/>
+        <w:jc w:val="both"/>
+      </w:pPr>
+      <w:r>
+        <w:rPr>
+          <w:b/>
+          <w:bCs/>
+          <w:sz w:val="22"/>
+          <w:szCs w:val="22"/>
+        </w:rPr>
+        <w:t xml:space="preserve">PQ (Performance Qualification)</w:t>
+      </w:r>
+      <w:r>
+        <w:rPr>
+          <w:sz w:val="22"/>
+          <w:szCs w:val="22"/>
+        </w:rPr>
+        <w:t xml:space="preserve"> — ocena modelu na nowych, prospektywnych danych, zebranych już po zamrożeniu modelu — ostatni krok przed dopuszczeniem do produkcji.</w:t>
+      </w:r>
+    </w:p>
+    <w:p>
+      <w:pPr>
+        <w:spacing w:after="140"/>
+        <w:jc w:val="both"/>
+      </w:pPr>
+      <w:r>
+        <w:rPr>
+          <w:b/>
+          <w:bCs/>
+          <w:sz w:val="22"/>
+          <w:szCs w:val="22"/>
+        </w:rPr>
+        <w:t xml:space="preserve">CAPA (Corrective and Preventive Action)</w:t>
+      </w:r>
+      <w:r>
+        <w:rPr>
+          <w:sz w:val="22"/>
+          <w:szCs w:val="22"/>
+        </w:rPr>
+        <w:t xml:space="preserve"> — formalny proces analizy przyczyny problemu i wdrożenia działań zapobiegających jego powtórzeniu.</w:t>
+      </w:r>
+    </w:p>
+    <w:p>
+      <w:pPr>
+        <w:spacing w:after="140"/>
+        <w:jc w:val="both"/>
+      </w:pPr>
+      <w:r>
+        <w:rPr>
+          <w:b/>
+          <w:bCs/>
+          <w:sz w:val="22"/>
+          <w:szCs w:val="22"/>
+        </w:rPr>
+        <w:t xml:space="preserve">Audit trail</w:t>
+      </w:r>
+      <w:r>
+        <w:rPr>
+          <w:sz w:val="22"/>
+          <w:szCs w:val="22"/>
+        </w:rPr>
+        <w:t xml:space="preserve"> — zapis kto, kiedy i co zmienił w systemie/modelu/danych — podstawowy wymóg identyfikowalności w środowisku regulowanym.</w:t>
+      </w:r>
+    </w:p>
+    <w:p>
+      <w:pPr>
+        <w:spacing w:after="140"/>
+        <w:jc w:val="both"/>
+      </w:pPr>
+      <w:r>
+        <w:rPr>
+          <w:b/>
+          <w:bCs/>
+          <w:sz w:val="22"/>
+          <w:szCs w:val="22"/>
+        </w:rPr>
+        <w:t xml:space="preserve">GAMP 5, Kategoria 4/5</w:t>
+      </w:r>
+      <w:r>
+        <w:rPr>
+          <w:sz w:val="22"/>
+          <w:szCs w:val="22"/>
+        </w:rPr>
+        <w:t xml:space="preserve"> — klasyfikacja oprogramowania według stopnia dostosowania — Kategoria 4 to oprogramowanie konfigurowalne, Kategoria 5 to oprogramowanie tworzone na zamówienie (do tej kategorii należą modele z komponentem ML), wymagające najwyższego rygoru walidacyjnego.</w:t>
+      </w:r>
+    </w:p>
+    <w:p>
+      <w:pPr>
+        <w:spacing w:after="140"/>
+        <w:jc w:val="both"/>
+      </w:pPr>
+      <w:r>
+        <w:rPr>
+          <w:b/>
+          <w:bCs/>
+          <w:sz w:val="22"/>
+          <w:szCs w:val="22"/>
+        </w:rPr>
+        <w:t xml:space="preserve">Change control</w:t>
+      </w:r>
+      <w:r>
+        <w:rPr>
+          <w:sz w:val="22"/>
+          <w:szCs w:val="22"/>
+        </w:rPr>
+        <w:t xml:space="preserve"> — formalny proces oceny i dokumentowania zmian w zwalidowanym systemie — każda nowa wersja modelu przechodzi przez tę procedurę.</w:t>
+      </w:r>
+    </w:p>
+    <w:p>
+      <w:pPr>
+        <w:spacing w:after="140"/>
+        <w:jc w:val="both"/>
+      </w:pPr>
+      <w:r>
+        <w:rPr>
+          <w:b/>
+          <w:bCs/>
+          <w:sz w:val="22"/>
+          <w:szCs w:val="22"/>
+        </w:rPr>
+        <w:t xml:space="preserve">FMEA / Model Risk Assessment</w:t>
+      </w:r>
+      <w:r>
+        <w:rPr>
+          <w:sz w:val="22"/>
+          <w:szCs w:val="22"/>
+        </w:rPr>
+        <w:t xml:space="preserve"> — usystematyzowana analiza sposobów, w jakie model może zawieść (mody awarii), ich wpływu i kontroli mitygujących.</w:t>
+      </w:r>
+    </w:p>
+    <w:p>
+      <w:pPr>
+        <w:pStyle w:val="Heading2"/>
+        <w:spacing w:after="150" w:before="300"/>
+      </w:pPr>
+      <w:r>
+        <w:t xml:space="preserve">Wdrożenie i biznes</w:t>
+      </w:r>
+    </w:p>
+    <w:p>
+      <w:pPr>
+        <w:spacing w:after="140"/>
+        <w:jc w:val="both"/>
+      </w:pPr>
+      <w:r>
+        <w:rPr>
+          <w:b/>
+          <w:bCs/>
+          <w:sz w:val="22"/>
+          <w:szCs w:val="22"/>
+        </w:rPr>
+        <w:t xml:space="preserve">API / REST API</w:t>
+      </w:r>
+      <w:r>
+        <w:rPr>
+          <w:sz w:val="22"/>
+          <w:szCs w:val="22"/>
+        </w:rPr>
+        <w:t xml:space="preserve"> — interfejs pozwalający innym programom komunikować się z modelem przez sieć — wysyłając dane wejściowe, dostają z powrotem predykcję.</w:t>
+      </w:r>
+    </w:p>
+    <w:p>
+      <w:pPr>
+        <w:spacing w:after="140"/>
+        <w:jc w:val="both"/>
+      </w:pPr>
+      <w:r>
+        <w:rPr>
+          <w:b/>
+          <w:bCs/>
+          <w:sz w:val="22"/>
+          <w:szCs w:val="22"/>
+        </w:rPr>
+        <w:t xml:space="preserve">Endpoint</w:t>
+      </w:r>
+      <w:r>
+        <w:rPr>
+          <w:sz w:val="22"/>
+          <w:szCs w:val="22"/>
+        </w:rPr>
+        <w:t xml:space="preserve"> — konkretny adres w API, pod którym dostępna jest określona funkcja — np. POST /predict.</w:t>
+      </w:r>
+    </w:p>
+    <w:p>
+      <w:pPr>
+        <w:spacing w:after="140"/>
+        <w:jc w:val="both"/>
+      </w:pPr>
+      <w:r>
+        <w:rPr>
+          <w:b/>
+          <w:bCs/>
+          <w:sz w:val="22"/>
+          <w:szCs w:val="22"/>
+        </w:rPr>
+        <w:t xml:space="preserve">FastAPI / Uvicorn</w:t>
+      </w:r>
+      <w:r>
+        <w:rPr>
+          <w:sz w:val="22"/>
+          <w:szCs w:val="22"/>
+        </w:rPr>
+        <w:t xml:space="preserve"> — biblioteka Pythona do budowania API (FastAPI) i serwer, który je uruchamia (Uvicorn).</w:t>
+      </w:r>
+    </w:p>
+    <w:p>
+      <w:pPr>
+        <w:spacing w:after="140"/>
+        <w:jc w:val="both"/>
+      </w:pPr>
+      <w:r>
+        <w:rPr>
+          <w:b/>
+          <w:bCs/>
+          <w:sz w:val="22"/>
+          <w:szCs w:val="22"/>
+        </w:rPr>
+        <w:t xml:space="preserve">Fallback</w:t>
+      </w:r>
+      <w:r>
+        <w:rPr>
+          <w:sz w:val="22"/>
+          <w:szCs w:val="22"/>
+        </w:rPr>
+        <w:t xml:space="preserve"> — zaplanowane zachowanie systemu, gdy główny mechanizm (tu: komponent ML) nie może być zaufany — w naszym przypadku przełączenie na samą fizykę.</w:t>
+      </w:r>
+    </w:p>
+    <w:p>
+      <w:pPr>
+        <w:spacing w:after="140"/>
+        <w:jc w:val="both"/>
+      </w:pPr>
+      <w:r>
+        <w:rPr>
+          <w:b/>
+          <w:bCs/>
+          <w:sz w:val="22"/>
+          <w:szCs w:val="22"/>
+        </w:rPr>
+        <w:t xml:space="preserve">ROI (Return on Investment)</w:t>
+      </w:r>
+      <w:r>
+        <w:rPr>
+          <w:sz w:val="22"/>
+          <w:szCs w:val="22"/>
+        </w:rPr>
+        <w:t xml:space="preserve"> — stosunek korzyści z inwestycji do jej kosztu.</w:t>
+      </w:r>
+    </w:p>
+    <w:p>
+      <w:pPr>
+        <w:spacing w:after="140"/>
+        <w:jc w:val="both"/>
+      </w:pPr>
+      <w:r>
+        <w:rPr>
+          <w:b/>
+          <w:bCs/>
+          <w:sz w:val="22"/>
+          <w:szCs w:val="22"/>
+        </w:rPr>
+        <w:t xml:space="preserve">NPV (Net Present Value)</w:t>
+      </w:r>
+      <w:r>
+        <w:rPr>
+          <w:sz w:val="22"/>
+          <w:szCs w:val="22"/>
+        </w:rPr>
+        <w:t xml:space="preserve"> — suma zdyskontowanych przyszłych korzyści netto, pomniejszona o koszt początkowy — mówi, czy inwestycja opłaca się w ujęciu wieloletnim.</w:t>
+      </w:r>
+    </w:p>
+    <w:p>
+      <w:pPr>
+        <w:spacing w:after="140"/>
+        <w:jc w:val="both"/>
+      </w:pPr>
+      <w:r>
+        <w:rPr>
+          <w:b/>
+          <w:bCs/>
+          <w:sz w:val="22"/>
+          <w:szCs w:val="22"/>
+        </w:rPr>
+        <w:t xml:space="preserve">Payback period</w:t>
+      </w:r>
+      <w:r>
+        <w:rPr>
+          <w:sz w:val="22"/>
+          <w:szCs w:val="22"/>
+        </w:rPr>
+        <w:t xml:space="preserve"> — czas potrzebny, żeby skumulowana korzyść z modelu przewyższyła koszt jego zbudowania.</w:t>
       </w:r>
     </w:p>
     <w:p>
@@ -626,7 +1683,7 @@
         <w:spacing w:after="200" w:before="200"/>
       </w:pPr>
       <w:r>
-        <w:t xml:space="preserve">Rozdział 1 — Regresja liniowa: pełny cykl</w:t>
+        <w:t xml:space="preserve">Część I — Fundamenty ML od zera</w:t>
       </w:r>
     </w:p>
     <w:p>
@@ -639,6 +1696,29 @@
           <w:sz w:val="22"/>
           <w:szCs w:val="22"/>
         </w:rPr>
+        <w:t xml:space="preserve">Zanim dojdziemy do bioreaktora, przejdziemy przez pięć krótkich rozdziałów budowanych na wymyślonych danych. Wymyślonych celowo — bo znamy z góry, jaka zależność w nich siedzi, i możemy sprawdzić, czy model faktycznie ją odkrył, zamiast wierzyć na słowo samej metryce. To ma swoją cenę, i wolę powiedzieć o niej wprost, zamiast zamiatać pod dywan: prawdziwe dane procesowe są brudne, mają luki, sensory się psują, a "prawdy" nigdy nie znamy z takim komfortem jak tutaj. Ale mechanikę treningu, walidacji i diagnozowania błędów najłatwiej opanować właśnie tam, gdzie można sprawdzić się z odpowiedzią z tyłu książki.</w:t>
+      </w:r>
+    </w:p>
+    <w:p>
+      <w:pPr>
+        <w:pStyle w:val="Heading1"/>
+        <w:pageBreakBefore/>
+        <w:spacing w:after="200" w:before="200"/>
+      </w:pPr>
+      <w:r>
+        <w:t xml:space="preserve">Rozdział 1 — Regresja liniowa: pełny cykl</w:t>
+      </w:r>
+    </w:p>
+    <w:p>
+      <w:pPr>
+        <w:spacing w:after="160"/>
+        <w:jc w:val="both"/>
+      </w:pPr>
+      <w:r>
+        <w:rPr>
+          <w:sz w:val="22"/>
+          <w:szCs w:val="22"/>
+        </w:rPr>
         <w:t xml:space="preserve">Zaczynamy od najprostszego możliwego przykładu, żeby przejść cały cykl raz w spokoju: dane, podział na trening i test, dopasowanie modelu, ocena, interpretacja. Dopiero z tym w ręku warto komplikować cokolwiek dalej.</w:t>
       </w:r>
     </w:p>
@@ -662,6 +1742,106 @@
           <w:szCs w:val="22"/>
         </w:rPr>
         <w:t xml:space="preserve">Wymyślamy sobie reaktor, w którym temperatura zależy liniowo od mocy grzałki i czasu trwania procesu — ze znanymi współczynnikami: temperatura = 20 + 1.8×moc + 0.15×czas + szum. Model tego wzoru oczywiście nie widzi. Dostaje surowe dane wejściowe i wyjściowe i musi odkryć te współczynniki sam. Cały proces to te same pięć kroków, przez które przechodzi każdy model uczony z nadzorem, niezależnie jak bardzo się później skomplikuje: zbudować dane, odłożyć część na test, dopasować model do reszty, ocenić go na odłożonej części, i zinterpretować wynik. Wszystko od tego miejsca aż po Rozdział 14 to wariacja na temat tych samych pięciu kroków.</w:t>
+      </w:r>
+    </w:p>
+    <w:p>
+      <w:pPr>
+        <w:pStyle w:val="Heading2"/>
+        <w:spacing w:after="150" w:before="300"/>
+      </w:pPr>
+      <w:r>
+        <w:t xml:space="preserve">Co robi kod poniżej</w:t>
+      </w:r>
+    </w:p>
+    <w:p>
+      <w:pPr>
+        <w:spacing w:after="160"/>
+        <w:jc w:val="both"/>
+      </w:pPr>
+      <w:r>
+        <w:rPr>
+          <w:sz w:val="22"/>
+          <w:szCs w:val="22"/>
+        </w:rPr>
+        <w:t xml:space="preserve">Kod robi pięć rzeczy, dokładnie w tej kolejności.</w:t>
+      </w:r>
+    </w:p>
+    <w:p>
+      <w:pPr>
+        <w:spacing w:after="160"/>
+        <w:jc w:val="both"/>
+      </w:pPr>
+      <w:r>
+        <w:rPr>
+          <w:sz w:val="22"/>
+          <w:szCs w:val="22"/>
+        </w:rPr>
+        <w:t xml:space="preserve">Najpierw generuje dane: ustawia ziarno losowości na 42 (żeby wynik był powtarzalny za każdym uruchomieniem), losuje dwieście wartości mocy grzałki i czasu trwania procesu, i liczy temperaturę według znanego wzoru z dodanym szumem pomiarowym — wszystko trafia do tabeli pandas o nazwie dane.</w:t>
+      </w:r>
+    </w:p>
+    <w:p>
+      <w:pPr>
+        <w:spacing w:after="160"/>
+        <w:jc w:val="both"/>
+      </w:pPr>
+      <w:r>
+        <w:rPr>
+          <w:sz w:val="22"/>
+          <w:szCs w:val="22"/>
+        </w:rPr>
+        <w:t xml:space="preserve">Potem dzieli te dane: osiemdziesiąt procent do zbioru treningowego, dwadzieścia procent do testowego, funkcją train_test_split ze scikit-learn, też z ustawionym random_state, żeby podział był powtarzalny.</w:t>
+      </w:r>
+    </w:p>
+    <w:p>
+      <w:pPr>
+        <w:spacing w:after="160"/>
+        <w:jc w:val="both"/>
+      </w:pPr>
+      <w:r>
+        <w:rPr>
+          <w:sz w:val="22"/>
+          <w:szCs w:val="22"/>
+        </w:rPr>
+        <w:t xml:space="preserve">Trzeci krok to trening: tworzy pusty obiekt LinearRegression() i woła na nim .fit() z danymi treningowymi — to jest moment, w którym model faktycznie „uczy się”, czyli dopasowuje swoje dwa współczynniki i wyraz wolny do danych.</w:t>
+      </w:r>
+    </w:p>
+    <w:p>
+      <w:pPr>
+        <w:spacing w:after="160"/>
+        <w:jc w:val="both"/>
+      </w:pPr>
+      <w:r>
+        <w:rPr>
+          <w:sz w:val="22"/>
+          <w:szCs w:val="22"/>
+        </w:rPr>
+        <w:t xml:space="preserve">Czwarty krok to walidacja: model przewiduje temperaturę dla danych testowych, których nigdy nie widział, a kod liczy dwie metryki — RMSE i R² — porównując te przewidywania z prawdziwymi wartościami.</w:t>
+      </w:r>
+    </w:p>
+    <w:p>
+      <w:pPr>
+        <w:spacing w:after="160"/>
+        <w:jc w:val="both"/>
+      </w:pPr>
+      <w:r>
+        <w:rPr>
+          <w:sz w:val="22"/>
+          <w:szCs w:val="22"/>
+        </w:rPr>
+        <w:t xml:space="preserve">Piąty i ostatni krok to interpretacja: kod bierze jeden konkretny przykład ze zbioru testowego i drukuje obok siebie prawdziwą temperaturę i predykcję modelu, żebyś zobaczył różnicę na konkretnej liczbie, nie tylko w uśrednionej metryce.</w:t>
+      </w:r>
+    </w:p>
+    <w:p>
+      <w:pPr>
+        <w:spacing w:after="160"/>
+        <w:jc w:val="both"/>
+      </w:pPr>
+      <w:r>
+        <w:rPr>
+          <w:sz w:val="22"/>
+          <w:szCs w:val="22"/>
+        </w:rPr>
+        <w:t xml:space="preserve">Otwórz nowy plik, wklej poniższy kod w całości, i uruchom go poleceniem python3 model.py.</w:t>
       </w:r>
     </w:p>
     <w:p>
@@ -865,7 +2045,7 @@
                 <w:sz w:val="16"/>
                 <w:szCs w:val="16"/>
               </w:rPr>
-              <w:t xml:space="preserve"># W realnym projekcie dane pochodza z historiana/SCADA (patrz Rozdzial 5 ksiazki: "Dane w srodowisku GxP").</w:t>
+              <w:t xml:space="preserve"># W realnym projekcie dane pochodza z historiana/SCADA (patrz Rozdzial 5 ksiazki "Modelowanie procesow w farmacji: od zera do zwalidowanego modelu": "Dane w srodowisku GxP").</w:t>
             </w:r>
           </w:p>
           <w:p>
@@ -1681,6 +2861,19 @@
       </w:pPr>
       <w:r>
         <w:t xml:space="preserve">Co z tego wychodzi</w:t>
+      </w:r>
+    </w:p>
+    <w:p>
+      <w:pPr>
+        <w:spacing w:after="160"/>
+        <w:jc w:val="both"/>
+      </w:pPr>
+      <w:r>
+        <w:rPr>
+          <w:sz w:val="22"/>
+          <w:szCs w:val="22"/>
+        </w:rPr>
+        <w:t xml:space="preserve">Zanim spojrzysz na wykres, wiedz, na co patrzysz. Rysunek poniżej ma dwa panele obok siebie. Lewy pokazuje, jak dobrze model trafia: na osi poziomej jest prawdziwa temperatura, na pionowej — ta, którą przewidział model, a każdy punkt to jedna obserwacja ze zbioru testowego. Gdyby model był idealny, wszystkie punkty leżałyby dokładnie na przerywanej linii przekątnej — im bliżej tej linii, tym lepiej. Szare pasmo wokół niej to szerokość ±RMSE, czyli typowy rozmiar błędu. Prawy panel pokazuje to samo z innej strony: rozkład błędów (prawdziwa wartość minus predykcja) dla wszystkich punktów testowych naraz — jeśli model nie ma systematycznego obciążenia, ten rozkład powinien być mniej więcej symetryczny wokół zera, bez wyraźnego przesunięcia w jedną stronę.</w:t>
       </w:r>
     </w:p>
     <w:p>
@@ -2213,6 +3406,80 @@
         <w:spacing w:after="150" w:before="300"/>
       </w:pPr>
       <w:r>
+        <w:t xml:space="preserve">Co robi kod poniżej</w:t>
+      </w:r>
+    </w:p>
+    <w:p>
+      <w:pPr>
+        <w:spacing w:after="160"/>
+        <w:jc w:val="both"/>
+      </w:pPr>
+      <w:r>
+        <w:rPr>
+          <w:sz w:val="22"/>
+          <w:szCs w:val="22"/>
+        </w:rPr>
+        <w:t xml:space="preserve">Kod robi cztery rzeczy, po kolei.</w:t>
+      </w:r>
+    </w:p>
+    <w:p>
+      <w:pPr>
+        <w:spacing w:after="160"/>
+        <w:jc w:val="both"/>
+      </w:pPr>
+      <w:r>
+        <w:rPr>
+          <w:sz w:val="22"/>
+          <w:szCs w:val="22"/>
+        </w:rPr>
+        <w:t xml:space="preserve">Najpierw generuje dane z ukrytą nieliniowością — tym razem temperatura nasyca się przy wysokiej mocy (funkcja tanh), nie rośnie już liniowo jak w Rozdziale 1.</w:t>
+      </w:r>
+    </w:p>
+    <w:p>
+      <w:pPr>
+        <w:spacing w:after="160"/>
+        <w:jc w:val="both"/>
+      </w:pPr>
+      <w:r>
+        <w:rPr>
+          <w:sz w:val="22"/>
+          <w:szCs w:val="22"/>
+        </w:rPr>
+        <w:t xml:space="preserve">Potem trenuje Model A — tę samą regresję liniową z poprzedniego rozdziału, na tych nowych danych — żeby zobaczyć, jak sobie poradzi z zależnością, której nie potrafi uchwycić.</w:t>
+      </w:r>
+    </w:p>
+    <w:p>
+      <w:pPr>
+        <w:spacing w:after="160"/>
+        <w:jc w:val="both"/>
+      </w:pPr>
+      <w:r>
+        <w:rPr>
+          <w:sz w:val="22"/>
+          <w:szCs w:val="22"/>
+        </w:rPr>
+        <w:t xml:space="preserve">Następnie buduje Model B: najpierw skaluje cechy przez StandardScaler, dopasowany tylko na danych treningowych, a potem trenuje małą sieć neuronową — MLPRegressor z jedną warstwą ukrytą i ośmioma neuronami, z solverem lbfgs zamiast domyślnego adama.</w:t>
+      </w:r>
+    </w:p>
+    <w:p>
+      <w:pPr>
+        <w:spacing w:after="160"/>
+        <w:jc w:val="both"/>
+      </w:pPr>
+      <w:r>
+        <w:rPr>
+          <w:sz w:val="22"/>
+          <w:szCs w:val="22"/>
+        </w:rPr>
+        <w:t xml:space="preserve">Na końcu drukuje RMSE i R² obu modeli obok siebie, żeby porównanie było natychmiastowe.</w:t>
+      </w:r>
+    </w:p>
+    <w:p>
+      <w:pPr>
+        <w:pStyle w:val="Heading2"/>
+        <w:spacing w:after="150" w:before="300"/>
+      </w:pPr>
+      <w:r>
         <w:t xml:space="preserve">Kod</w:t>
       </w:r>
     </w:p>
@@ -3293,6 +4560,19 @@
           <w:szCs w:val="22"/>
         </w:rPr>
         <w:t xml:space="preserve">Pojedyncza liczba RMSE potrafi zmylić przy małych próbkach, więc zamiast jej ufać w ciemno, sprawdzamy średni błąd modelu liniowego w kolejnych przedziałach mocy grzałki. Przy większej próbce (n=1000) wzorzec staje się jednoznaczny: błąd ujemny na obu krańcach zakresu, dodatni w środku. Klasyczny łuk — podpis nieliniowości, której żadna prosta linia nie uchwyci, niezależnie jak dobrze dobierzemy jej nachylenie.</w:t>
+      </w:r>
+    </w:p>
+    <w:p>
+      <w:pPr>
+        <w:spacing w:after="160"/>
+        <w:jc w:val="both"/>
+      </w:pPr>
+      <w:r>
+        <w:rPr>
+          <w:sz w:val="22"/>
+          <w:szCs w:val="22"/>
+        </w:rPr>
+        <w:t xml:space="preserve">Wykres poniżej pokazuje dokładnie to zjawisko, w dwóch panelach obok siebie: lewy dla regresji liniowej, prawy dla sieci neuronowej, oba jako błąd w funkcji mocy grzałki. Łuk widoczny po lewej i jego brak po prawej to cały dowód na to, że sieć złapała nieliniowość, a regresja — nie.</w:t>
       </w:r>
     </w:p>
     <w:p>
@@ -3828,6 +5108,80 @@
         <w:spacing w:after="150" w:before="300"/>
       </w:pPr>
       <w:r>
+        <w:t xml:space="preserve">Co robi kod poniżej</w:t>
+      </w:r>
+    </w:p>
+    <w:p>
+      <w:pPr>
+        <w:spacing w:after="160"/>
+        <w:jc w:val="both"/>
+      </w:pPr>
+      <w:r>
+        <w:rPr>
+          <w:sz w:val="22"/>
+          <w:szCs w:val="22"/>
+        </w:rPr>
+        <w:t xml:space="preserve">Kod buduje trzy podejścia po kolei, na tych samych danych.</w:t>
+      </w:r>
+    </w:p>
+    <w:p>
+      <w:pPr>
+        <w:spacing w:after="160"/>
+        <w:jc w:val="both"/>
+      </w:pPr>
+      <w:r>
+        <w:rPr>
+          <w:sz w:val="22"/>
+          <w:szCs w:val="22"/>
+        </w:rPr>
+        <w:t xml:space="preserve">Najpierw definiuje funkcję fizyczną — dokładnie ten sam wzór z Rozdziału 2, bez dostępu do nowej zmiennej, temperatury otoczenia.</w:t>
+      </w:r>
+    </w:p>
+    <w:p>
+      <w:pPr>
+        <w:spacing w:after="160"/>
+        <w:jc w:val="both"/>
+      </w:pPr>
+      <w:r>
+        <w:rPr>
+          <w:sz w:val="22"/>
+          <w:szCs w:val="22"/>
+        </w:rPr>
+        <w:t xml:space="preserve">Potem trenuje Podejście B, czysty model ML: skaluje wszystkie trzy cechy i uczy sieć neuronową bezpośrednio na surowej temperaturze.</w:t>
+      </w:r>
+    </w:p>
+    <w:p>
+      <w:pPr>
+        <w:spacing w:after="160"/>
+        <w:jc w:val="both"/>
+      </w:pPr>
+      <w:r>
+        <w:rPr>
+          <w:sz w:val="22"/>
+          <w:szCs w:val="22"/>
+        </w:rPr>
+        <w:t xml:space="preserve">Następnie buduje Podejście C, hybrydę: liczy predykcję fizyki na zbiorze treningowym, odejmuje ją od prawdziwej temperatury, żeby dostać rezydua, i trenuje drugą, mniejszą sieć neuronową tylko na tych rezyduach.</w:t>
+      </w:r>
+    </w:p>
+    <w:p>
+      <w:pPr>
+        <w:spacing w:after="160"/>
+        <w:jc w:val="both"/>
+      </w:pPr>
+      <w:r>
+        <w:rPr>
+          <w:sz w:val="22"/>
+          <w:szCs w:val="22"/>
+        </w:rPr>
+        <w:t xml:space="preserve">Na końcu łączy predykcję fizyki z korektą ML i drukuje RMSE oraz R² wszystkich trzech podejść obok siebie.</w:t>
+      </w:r>
+    </w:p>
+    <w:p>
+      <w:pPr>
+        <w:pStyle w:val="Heading2"/>
+        <w:spacing w:after="150" w:before="300"/>
+      </w:pPr>
+      <w:r>
         <w:t xml:space="preserve">Kod</w:t>
       </w:r>
     </w:p>
@@ -5031,7 +6385,7 @@
                 <w:sz w:val="16"/>
                 <w:szCs w:val="16"/>
               </w:rPr>
-              <w:t xml:space="preserve"># PORONANIE (jak tabela benchmarkowa w Aneksie D.1 ksiazki)</w:t>
+              <w:t xml:space="preserve"># PORONANIE (jak tabela benchmarkowa w Aneksie D.1 ksiazki "Modelowanie procesow w farmacji: od zera do zwalidowanego modelu")</w:t>
             </w:r>
           </w:p>
           <w:p>
@@ -5522,6 +6876,19 @@
         </w:tc>
       </w:tr>
     </w:tbl>
+    <w:p>
+      <w:pPr>
+        <w:spacing w:after="160"/>
+        <w:jc w:val="both"/>
+      </w:pPr>
+      <w:r>
+        <w:rPr>
+          <w:sz w:val="22"/>
+          <w:szCs w:val="22"/>
+        </w:rPr>
+        <w:t xml:space="preserve">Zanim spojrzysz na wykres, wiedz na co patrzysz. Oba panele pokazują rezydua modelu fizycznego — różnicę między prawdziwą temperaturą a predykcją samej fizyki — w funkcji temperatury otoczenia, tej ukrytej zmiennej, której fizyka nie zna. Lewy panel to sytuacja przed korektą ML: widać wyraźny trend, linia dopasowana do punktów rośnie — to jest dokładnie ten efekt, którego fizyka nie wyjaśnia. Prawy panel to sytuacja po korekcie: te same rezydua, ale po odjęciu tego, czego nauczył się komponent ML. Trend znika, zostaje chmura punktów bez kierunku — znak, że korekta faktycznie złapała brakujący efekt, a nie tylko dopasowała się do szumu.</w:t>
+      </w:r>
+    </w:p>
     <w:p>
       <w:pPr>
         <w:spacing w:after="60" w:before="120"/>
@@ -6093,6 +7460,67 @@
         <w:spacing w:after="150" w:before="300"/>
       </w:pPr>
       <w:r>
+        <w:t xml:space="preserve">Co robi kod poniżej</w:t>
+      </w:r>
+    </w:p>
+    <w:p>
+      <w:pPr>
+        <w:spacing w:after="160"/>
+        <w:jc w:val="both"/>
+      </w:pPr>
+      <w:r>
+        <w:rPr>
+          <w:sz w:val="22"/>
+          <w:szCs w:val="22"/>
+        </w:rPr>
+        <w:t xml:space="preserve">Kod ma trzy części.</w:t>
+      </w:r>
+    </w:p>
+    <w:p>
+      <w:pPr>
+        <w:spacing w:after="160"/>
+        <w:jc w:val="both"/>
+      </w:pPr>
+      <w:r>
+        <w:rPr>
+          <w:sz w:val="22"/>
+          <w:szCs w:val="22"/>
+        </w:rPr>
+        <w:t xml:space="preserve">Pierwsza dopasowuje wielomiany sześciu rosnących stopni do tych samych dwudziestu pięciu punktów i drukuje RMSE osobno na treningu i na teście dla każdego stopnia.</w:t>
+      </w:r>
+    </w:p>
+    <w:p>
+      <w:pPr>
+        <w:spacing w:after="160"/>
+        <w:jc w:val="both"/>
+      </w:pPr>
+      <w:r>
+        <w:rPr>
+          <w:sz w:val="22"/>
+          <w:szCs w:val="22"/>
+        </w:rPr>
+        <w:t xml:space="preserve">Druga część bierze jeden stopień (trzeci) i powtarza podział trening/test pięć razy z różnym ziarnem losowości, żeby pokazać, jak bardzo wynik testowy zależy od przypadku, nie tylko od modelu.</w:t>
+      </w:r>
+    </w:p>
+    <w:p>
+      <w:pPr>
+        <w:spacing w:after="160"/>
+        <w:jc w:val="both"/>
+      </w:pPr>
+      <w:r>
+        <w:rPr>
+          <w:sz w:val="22"/>
+          <w:szCs w:val="22"/>
+        </w:rPr>
+        <w:t xml:space="preserve">Trzecia część zastępuje pojedynczy podział pięciokrotną walidacją krzyżową — dla każdego stopnia liczy średni błąd i jego odchylenie standardowe po pięciu foldach, i na końcu wskazuje stopień o najniższym średnim błędzie CV.</w:t>
+      </w:r>
+    </w:p>
+    <w:p>
+      <w:pPr>
+        <w:pStyle w:val="Heading2"/>
+        <w:spacing w:after="150" w:before="300"/>
+      </w:pPr>
+      <w:r>
         <w:t xml:space="preserve">Kod</w:t>
       </w:r>
     </w:p>
@@ -7306,6 +8734,19 @@
       <w:pPr>
         <w:spacing w:after="100"/>
       </w:pPr>
+    </w:p>
+    <w:p>
+      <w:pPr>
+        <w:spacing w:after="160"/>
+        <w:jc w:val="both"/>
+      </w:pPr>
+      <w:r>
+        <w:rPr>
+          <w:sz w:val="22"/>
+          <w:szCs w:val="22"/>
+        </w:rPr>
+        <w:t xml:space="preserve">Zanim spojrzysz na wykres, wiedz na co patrzysz. Lewy panel pokazuje trzy krzywe dopasowane do tej samej chmury dwudziestu pięciu punktów — stopień pierwszy (zbyt prosty, krzywa ledwie podąża za danymi), stopień drugi (dobre dopasowanie, krzywa podąża za trendem bez podążania za szumem) i stopień piętnasty (krzywa wije się przez każdy pojedynczy punkt, łącznie z szumem). Prawy panel pokazuje to liczbowo: RMSE na treningu (spada niemal do zera przy wysokim stopniu — model zapamiętuje dane), RMSE na pojedynczym teście (rośnie przy wysokim stopniu — to jest overfitting) i RMSE z pięciokrotnej walidacji krzyżowej z paskami błędu (bardziej wiarygodna, bo uśredniona po kilku podziałach — i widać, że jej niepewność też rośnie ze stopniem).</w:t>
+      </w:r>
     </w:p>
     <w:p>
       <w:pPr>
@@ -8203,6 +9644,80 @@
         <w:spacing w:after="150" w:before="300"/>
       </w:pPr>
       <w:r>
+        <w:t xml:space="preserve">Co robi kod poniżej</w:t>
+      </w:r>
+    </w:p>
+    <w:p>
+      <w:pPr>
+        <w:spacing w:after="160"/>
+        <w:jc w:val="both"/>
+      </w:pPr>
+      <w:r>
+        <w:rPr>
+          <w:sz w:val="22"/>
+          <w:szCs w:val="22"/>
+        </w:rPr>
+        <w:t xml:space="preserve">Kod ma dwie główne części.</w:t>
+      </w:r>
+    </w:p>
+    <w:p>
+      <w:pPr>
+        <w:spacing w:after="160"/>
+        <w:jc w:val="both"/>
+      </w:pPr>
+      <w:r>
+        <w:rPr>
+          <w:sz w:val="22"/>
+          <w:szCs w:val="22"/>
+        </w:rPr>
+        <w:t xml:space="preserve">Najpierw symuluje reaktor z bezwładnością: moc zmienia się skokowo co czterdzieści minut, a temperatura goni za wartością docelową ze stałą czasową k, nie skacze do niej od razu.</w:t>
+      </w:r>
+    </w:p>
+    <w:p>
+      <w:pPr>
+        <w:spacing w:after="160"/>
+        <w:jc w:val="both"/>
+      </w:pPr>
+      <w:r>
+        <w:rPr>
+          <w:sz w:val="22"/>
+          <w:szCs w:val="22"/>
+        </w:rPr>
+        <w:t xml:space="preserve">Potem trenuje Model A, sieć widzącą tylko bieżącą moc, i ocenia go na ostatnich stu krokach.</w:t>
+      </w:r>
+    </w:p>
+    <w:p>
+      <w:pPr>
+        <w:spacing w:after="160"/>
+        <w:jc w:val="both"/>
+      </w:pPr>
+      <w:r>
+        <w:rPr>
+          <w:sz w:val="22"/>
+          <w:szCs w:val="22"/>
+        </w:rPr>
+        <w:t xml:space="preserve">Następnie buduje Model B: dodaje kolumnę z temperaturą z poprzedniego kroku jako drugą cechę, trenuje na niej sieć, i tu jest kluczowy moment — podczas predykcji na danych testowych model nie dostaje prawdziwej poprzedniej temperatury, tylko własną poprzednią predykcję, krok po kroku, w pętli. To jest predykcja rekurencyjna.</w:t>
+      </w:r>
+    </w:p>
+    <w:p>
+      <w:pPr>
+        <w:spacing w:after="160"/>
+        <w:jc w:val="both"/>
+      </w:pPr>
+      <w:r>
+        <w:rPr>
+          <w:sz w:val="22"/>
+          <w:szCs w:val="22"/>
+        </w:rPr>
+        <w:t xml:space="preserve">Na końcu kod zapisuje wyniki obu modeli do plików CSV, do wizualizacji w kolejnym kroku.</w:t>
+      </w:r>
+    </w:p>
+    <w:p>
+      <w:pPr>
+        <w:pStyle w:val="Heading2"/>
+        <w:spacing w:after="150" w:before="300"/>
+      </w:pPr>
+      <w:r>
         <w:t xml:space="preserve">Kod</w:t>
       </w:r>
     </w:p>
@@ -9682,6 +11197,19 @@
       <w:pPr>
         <w:spacing w:after="100"/>
       </w:pPr>
+    </w:p>
+    <w:p>
+      <w:pPr>
+        <w:spacing w:after="160"/>
+        <w:jc w:val="both"/>
+      </w:pPr>
+      <w:r>
+        <w:rPr>
+          <w:sz w:val="22"/>
+          <w:szCs w:val="22"/>
+        </w:rPr>
+        <w:t xml:space="preserve">Zanim spojrzysz na wykres, wiedz na co patrzysz. Oba panele pokazują ten sam fragment czasu — prawdziwą temperaturę (czarna linia) na tle predykcji modelu (czerwona linia na górze, zielona na dole). Górny panel to model bez pamięci: przy każdej skokowej zmianie mocy grzałki (szara linia, oś prawa) czerwona linia rozjeżdża się z czarną — model nie wie, że temperatura dopiero goni za nową wartością docelową, więc przez chwilę się myli. Dolny panel to model z pamięcią: zielona linia podąża za czarną nawet w tych przejściowych momentach, bo model widzi nie tylko bieżącą moc, ale i to, gdzie temperatura była chwilę wcześniej.</w:t>
+      </w:r>
     </w:p>
     <w:p>
       <w:pPr>
@@ -10167,6 +11695,54 @@
         <w:spacing w:after="150" w:before="300"/>
       </w:pPr>
       <w:r>
+        <w:t xml:space="preserve">Co robi kod poniżej</w:t>
+      </w:r>
+    </w:p>
+    <w:p>
+      <w:pPr>
+        <w:spacing w:after="160"/>
+        <w:jc w:val="both"/>
+      </w:pPr>
+      <w:r>
+        <w:rPr>
+          <w:sz w:val="22"/>
+          <w:szCs w:val="22"/>
+        </w:rPr>
+        <w:t xml:space="preserve">Kod ma dwie części.</w:t>
+      </w:r>
+    </w:p>
+    <w:p>
+      <w:pPr>
+        <w:spacing w:after="160"/>
+        <w:jc w:val="both"/>
+      </w:pPr>
+      <w:r>
+        <w:rPr>
+          <w:sz w:val="22"/>
+          <w:szCs w:val="22"/>
+        </w:rPr>
+        <w:t xml:space="preserve">Funkcja kla liczy współczynnik transferu tlenu z obrotów mieszadła i przepływu powietrza, według korelacji Van't Rieta.</w:t>
+      </w:r>
+    </w:p>
+    <w:p>
+      <w:pPr>
+        <w:spacing w:after="160"/>
+        <w:jc w:val="both"/>
+      </w:pPr>
+      <w:r>
+        <w:rPr>
+          <w:sz w:val="22"/>
+          <w:szCs w:val="22"/>
+        </w:rPr>
+        <w:t xml:space="preserve">Główna funkcja symuluj_batch generuje jeden przebieg: losuje harmonogram mieszania, napowietrzania i karmienia, zmieniający się co kilkadziesiąt minut, symuluje wzrost biomasy krok po kroku, akumuluje „stres metaboliczny” jako ważoną sumę biomasy i karmienia, i gdy ten stres przekroczy próg, zwiększa zużycie tlenu o siedemdziesiąt procent — to jest ten ukryty efekt. W każdym kroku liczy bilans OTR minus OUR i aktualizuje DO.</w:t>
+      </w:r>
+    </w:p>
+    <w:p>
+      <w:pPr>
+        <w:pStyle w:val="Heading2"/>
+        <w:spacing w:after="150" w:before="300"/>
+      </w:pPr>
+      <w:r>
         <w:t xml:space="preserve">Kod symulacji</w:t>
       </w:r>
     </w:p>
@@ -10222,7 +11798,7 @@
                 <w:sz w:val="16"/>
                 <w:szCs w:val="16"/>
               </w:rPr>
-              <w:t xml:space="preserve">Krok 6: symulacja bioreaktora - replika case study D.1 z ksiazki (predykcja DO).</w:t>
+              <w:t xml:space="preserve">Krok 6: symulacja bioreaktora - replika case study D.1 z ksiazki "Modelowanie procesow w farmacji: od zera do zwalidowanego modelu" (predykcja DO).</w:t>
             </w:r>
           </w:p>
           <w:p>
@@ -12151,6 +13727,80 @@
         <w:spacing w:after="150" w:before="300"/>
       </w:pPr>
       <w:r>
+        <w:t xml:space="preserve">Jak to się wszystko łączy</w:t>
+      </w:r>
+    </w:p>
+    <w:p>
+      <w:pPr>
+        <w:spacing w:after="160"/>
+        <w:jc w:val="both"/>
+      </w:pPr>
+      <w:r>
+        <w:rPr>
+          <w:sz w:val="22"/>
+          <w:szCs w:val="22"/>
+        </w:rPr>
+        <w:t xml:space="preserve">Poniższy kod łączy wszystkie elementy, które właśnie poznałeś, w jeden pełny skrypt.</w:t>
+      </w:r>
+    </w:p>
+    <w:p>
+      <w:pPr>
+        <w:spacing w:after="160"/>
+        <w:jc w:val="both"/>
+      </w:pPr>
+      <w:r>
+        <w:rPr>
+          <w:sz w:val="22"/>
+          <w:szCs w:val="22"/>
+        </w:rPr>
+        <w:t xml:space="preserve">Generuje szesnaście symulowanych batchy, dwanaście do treningu i cztery do testu, i liczy statystyki normalizacji tylko na treningowych.</w:t>
+      </w:r>
+    </w:p>
+    <w:p>
+      <w:pPr>
+        <w:spacing w:after="160"/>
+        <w:jc w:val="both"/>
+      </w:pPr>
+      <w:r>
+        <w:rPr>
+          <w:sz w:val="22"/>
+          <w:szCs w:val="22"/>
+        </w:rPr>
+        <w:t xml:space="preserve">Definiuje fizykę niekompletną — bez efektu metabolicznego — jako punkt odniesienia.</w:t>
+      </w:r>
+    </w:p>
+    <w:p>
+      <w:pPr>
+        <w:spacing w:after="160"/>
+        <w:jc w:val="both"/>
+      </w:pPr>
+      <w:r>
+        <w:rPr>
+          <w:sz w:val="22"/>
+          <w:szCs w:val="22"/>
+        </w:rPr>
+        <w:t xml:space="preserve">Buduje dwa zbiory danych oknowych: jeden z celem surowym (dla czarnej skrzynki), jeden z celem resztkowym (dla hybrydy), i trenuje na każdym osobną sieć GRU, dokładnie tą samą pętlą treningową co przed chwilą.</w:t>
+      </w:r>
+    </w:p>
+    <w:p>
+      <w:pPr>
+        <w:spacing w:after="160"/>
+        <w:jc w:val="both"/>
+      </w:pPr>
+      <w:r>
+        <w:rPr>
+          <w:sz w:val="22"/>
+          <w:szCs w:val="22"/>
+        </w:rPr>
+        <w:t xml:space="preserve">Na końcu ewaluuje wszystkie trzy podejścia na batchach testowych i drukuje tabelę porównawczą RMSE.</w:t>
+      </w:r>
+    </w:p>
+    <w:p>
+      <w:pPr>
+        <w:pStyle w:val="Heading2"/>
+        <w:spacing w:after="150" w:before="300"/>
+      </w:pPr>
+      <w:r>
         <w:t xml:space="preserve">Cały kod: symulacja, trening, benchmark</w:t>
       </w:r>
     </w:p>
@@ -12234,7 +13884,7 @@
                 <w:sz w:val="16"/>
                 <w:szCs w:val="16"/>
               </w:rPr>
-              <w:t xml:space="preserve">na horyzoncie 30 minut - jak w Rozdziale 10/11 i Aneksie D.1 ksiazki.</w:t>
+              <w:t xml:space="preserve">na horyzoncie 30 minut - jak w Rozdziale 10/11 i Aneksie D.1 ksiazki "Modelowanie procesow w farmacji: od zera do zwalidowanego modelu".</w:t>
             </w:r>
           </w:p>
           <w:p>
@@ -14744,6 +16394,19 @@
       </w:pPr>
       <w:r>
         <w:t xml:space="preserve">Benchmark: fizyka kontra czarna skrzynka kontra hybryda</w:t>
+      </w:r>
+    </w:p>
+    <w:p>
+      <w:pPr>
+        <w:spacing w:after="160"/>
+        <w:jc w:val="both"/>
+      </w:pPr>
+      <w:r>
+        <w:rPr>
+          <w:sz w:val="22"/>
+          <w:szCs w:val="22"/>
+        </w:rPr>
+        <w:t xml:space="preserve">Zanim spojrzysz na wykres, wiedz na co patrzysz. To jeden panel, jeden przebieg testowy w czasie. Czarna linia to prawdziwe DO. Pomarańczowa przerywana to predykcja samej fizyki, czerwona kropkowana to predykcja czystego GRU (czarnej skrzynki), zielona ciągła to hybryda. Czerwone pionowe pasy zaznaczają okresy, w których proces jest w trybie metabolicznym — czyli dokładnie tam, gdzie prosta fizyka się myli, bo nie zna tego efektu. Patrz, która linia trzyma się najbliżej czarnej właśnie w tych zacienionych obszarach — to jest cały sens tego wykresu.</w:t>
       </w:r>
     </w:p>
     <w:p>
@@ -19527,6 +21190,80 @@
         <w:t xml:space="preserve">Wagi GRU, statystyki skalowania, kwantyl conformal prediction, statystyki Mahalanobisa, hash danych treningowych z Rozdziału 8 — wszystko na dysk, zanim napiszemy choćby jedną linijkę samego API. Uruchom poniższy skrypt jako osobny plik trenuj_i_zapisz.py — wytrenuje on model od zera (dokładnie jak w Rozdziale 6) i zapisze dwa pliki wynikowe: model_gru.pt z wagami sieci i artefakty.json ze wszystkimi liczbami, których będzie potrzebować API z kolejnej sekcji. Sprawdź w wydruku, czy kwantyl i próg OOD zgadzają się z tymi z Rozdziałów 9 i 11 — jeśli tak, wiesz, że pipeline jest spójny od treningu do wdrożenia.</w:t>
       </w:r>
     </w:p>
+    <w:p>
+      <w:pPr>
+        <w:pStyle w:val="Heading2"/>
+        <w:spacing w:after="150" w:before="300"/>
+      </w:pPr>
+      <w:r>
+        <w:t xml:space="preserve">Co robi kod poniżej</w:t>
+      </w:r>
+    </w:p>
+    <w:p>
+      <w:pPr>
+        <w:spacing w:after="160"/>
+        <w:jc w:val="both"/>
+      </w:pPr>
+      <w:r>
+        <w:rPr>
+          <w:sz w:val="22"/>
+          <w:szCs w:val="22"/>
+        </w:rPr>
+        <w:t xml:space="preserve">Kod trenuje model dokładnie jak w Rozdziale 6, a potem dolicza cztery rzeczy, których wcześniej nie liczyliśmy.</w:t>
+      </w:r>
+    </w:p>
+    <w:p>
+      <w:pPr>
+        <w:spacing w:after="160"/>
+        <w:jc w:val="both"/>
+      </w:pPr>
+      <w:r>
+        <w:rPr>
+          <w:sz w:val="22"/>
+          <w:szCs w:val="22"/>
+        </w:rPr>
+        <w:t xml:space="preserve">Najpierw kwantyl conformal prediction: liczy błędy bezwzględne na czterech batchach kalibracyjnych i bierze dziewięćdziesiąty percentyl.</w:t>
+      </w:r>
+    </w:p>
+    <w:p>
+      <w:pPr>
+        <w:spacing w:after="160"/>
+        <w:jc w:val="both"/>
+      </w:pPr>
+      <w:r>
+        <w:rPr>
+          <w:sz w:val="22"/>
+          <w:szCs w:val="22"/>
+        </w:rPr>
+        <w:t xml:space="preserve">Potem statystyki Mahalanobisa: średnią i odwróconą macierz kowariancji cech wejściowych z danych treningowych, plus próg jako dziewięćdziesiąty dziewiąty percentyl odległości na tych samych danych.</w:t>
+      </w:r>
+    </w:p>
+    <w:p>
+      <w:pPr>
+        <w:spacing w:after="160"/>
+        <w:jc w:val="both"/>
+      </w:pPr>
+      <w:r>
+        <w:rPr>
+          <w:sz w:val="22"/>
+          <w:szCs w:val="22"/>
+        </w:rPr>
+        <w:t xml:space="preserve">Następnie liczy hash SHA-256 całego zbioru treningowego — to jest zamrożenie danych z Rozdziału 8.</w:t>
+      </w:r>
+    </w:p>
+    <w:p>
+      <w:pPr>
+        <w:spacing w:after="160"/>
+        <w:jc w:val="both"/>
+      </w:pPr>
+      <w:r>
+        <w:rPr>
+          <w:sz w:val="22"/>
+          <w:szCs w:val="22"/>
+        </w:rPr>
+        <w:t xml:space="preserve">Na końcu zapisuje wagi modelu do pliku .pt i wszystkie te liczby razem do jednego pliku artefakty.json.</w:t>
+      </w:r>
+    </w:p>
     <w:tbl>
       <w:tblPr>
         <w:tblW w:type="dxa" w:w="9350"/>
@@ -21362,6 +23099,80 @@
         <w:t xml:space="preserve">Endpoint POST /predict zwraca dokładnie to, co obiecaliśmy w MDS: predykcję z przedziałem ufności, flagę OOD, wersję modelu, a przy okazji rozkład fizyka/korekta ML i logikę fallback. Zapisz kod poniżej jako api.py w tym samym katalogu co artefakty.json z poprzedniego kroku, a potem uruchom serwer poleceniem uvicorn api:app --port 8000. Zostaw ten terminal otwarty — w kolejnej sekcji wyślemy do niego dwa prawdziwe zapytania, jedno w normalnym zakresie danych, jedno celowo poza nim, żeby zobaczyć fallback w akcji.</w:t>
       </w:r>
     </w:p>
+    <w:p>
+      <w:pPr>
+        <w:pStyle w:val="Heading2"/>
+        <w:spacing w:after="150" w:before="300"/>
+      </w:pPr>
+      <w:r>
+        <w:t xml:space="preserve">Co robi kod poniżej</w:t>
+      </w:r>
+    </w:p>
+    <w:p>
+      <w:pPr>
+        <w:spacing w:after="160"/>
+        <w:jc w:val="both"/>
+      </w:pPr>
+      <w:r>
+        <w:rPr>
+          <w:sz w:val="22"/>
+          <w:szCs w:val="22"/>
+        </w:rPr>
+        <w:t xml:space="preserve">Kod ma trzy części.</w:t>
+      </w:r>
+    </w:p>
+    <w:p>
+      <w:pPr>
+        <w:spacing w:after="160"/>
+        <w:jc w:val="both"/>
+      </w:pPr>
+      <w:r>
+        <w:rPr>
+          <w:sz w:val="22"/>
+          <w:szCs w:val="22"/>
+        </w:rPr>
+        <w:t xml:space="preserve">Funkcja lifespan ładuje wagi modelu raz, przy starcie serwera, nie przy każdym zapytaniu.</w:t>
+      </w:r>
+    </w:p>
+    <w:p>
+      <w:pPr>
+        <w:spacing w:after="160"/>
+        <w:jc w:val="both"/>
+      </w:pPr>
+      <w:r>
+        <w:rPr>
+          <w:sz w:val="22"/>
+          <w:szCs w:val="22"/>
+        </w:rPr>
+        <w:t xml:space="preserve">Endpoint /predict najpierw liczy odległość Mahalanobisa ostatniego punktu w oknie i sprawdza, czy przekracza próg OOD — jeśli tak, zwraca wyłącznie predykcję fizyczną, z szerszym przedziałem, i kończy tam, nigdy nie dotykając sieci GRU.</w:t>
+      </w:r>
+    </w:p>
+    <w:p>
+      <w:pPr>
+        <w:spacing w:after="160"/>
+        <w:jc w:val="both"/>
+      </w:pPr>
+      <w:r>
+        <w:rPr>
+          <w:sz w:val="22"/>
+          <w:szCs w:val="22"/>
+        </w:rPr>
+        <w:t xml:space="preserve">Jeśli dane są w normie, kod liczy predykcję fizyki, dokłada do niej korektę z sieci GRU, i zwraca sumę razem z przedziałem conformal, flagą OOD na false, i czasem inferencji.</w:t>
+      </w:r>
+    </w:p>
+    <w:p>
+      <w:pPr>
+        <w:spacing w:after="160"/>
+        <w:jc w:val="both"/>
+      </w:pPr>
+      <w:r>
+        <w:rPr>
+          <w:sz w:val="22"/>
+          <w:szCs w:val="22"/>
+        </w:rPr>
+        <w:t xml:space="preserve">Endpoint /health to prosty ping sprawdzający, czy serwer żyje i jaką wersję modelu ma załadowaną.</w:t>
+      </w:r>
+    </w:p>
     <w:tbl>
       <w:tblPr>
         <w:tblW w:type="dxa" w:w="9350"/>
@@ -21442,7 +23253,7 @@
                 <w:sz w:val="16"/>
                 <w:szCs w:val="16"/>
               </w:rPr>
-              <w:t xml:space="preserve">Zwraca dokladnie to, co specyfikuje Rozdzial 11/13 ksiazki: predykcje z przedzialem</w:t>
+              <w:t xml:space="preserve">Zwraca dokladnie to, co specyfikuje Rozdzial 11/13 ksiazki "Modelowanie procesow w farmacji: od zera do zwalidowanego modelu": predykcje z przedzialem</w:t>
             </w:r>
           </w:p>
           <w:p>
@@ -24500,6 +26311,67 @@
         <w:t xml:space="preserve">Sparametryzowany kalkulator</w:t>
       </w:r>
     </w:p>
+    <w:p>
+      <w:pPr>
+        <w:pStyle w:val="Heading2"/>
+        <w:spacing w:after="150" w:before="300"/>
+      </w:pPr>
+      <w:r>
+        <w:t xml:space="preserve">Co robi kod poniżej</w:t>
+      </w:r>
+    </w:p>
+    <w:p>
+      <w:pPr>
+        <w:spacing w:after="160"/>
+        <w:jc w:val="both"/>
+      </w:pPr>
+      <w:r>
+        <w:rPr>
+          <w:sz w:val="22"/>
+          <w:szCs w:val="22"/>
+        </w:rPr>
+        <w:t xml:space="preserve">Kod ma trzy klasy danych i jedną funkcję.</w:t>
+      </w:r>
+    </w:p>
+    <w:p>
+      <w:pPr>
+        <w:spacing w:after="160"/>
+        <w:jc w:val="both"/>
+      </w:pPr>
+      <w:r>
+        <w:rPr>
+          <w:sz w:val="22"/>
+          <w:szCs w:val="22"/>
+        </w:rPr>
+        <w:t xml:space="preserve">KosztDevelopmentu, KosztUtrzymaniaRocznie i KorzysciRocznie to proste kontenery na liczby wejściowe, każdy z właściwością razem sumującą swoje składniki.</w:t>
+      </w:r>
+    </w:p>
+    <w:p>
+      <w:pPr>
+        <w:spacing w:after="160"/>
+        <w:jc w:val="both"/>
+      </w:pPr>
+      <w:r>
+        <w:rPr>
+          <w:sz w:val="22"/>
+          <w:szCs w:val="22"/>
+        </w:rPr>
+        <w:t xml:space="preserve">Funkcja oblicz_roi bierze te trzy obiekty i liczy cztery rzeczy: korzyść netto roczną jako różnicę korzyści i kosztu utrzymania, payback period jako koszt developmentu podzielony przez tę korzyść netto, NPV jako sumę zdyskontowanych korzyści netto przez pięć lat pomniejszoną o koszt początkowy, i na końcu koszt oraz korzyść rozłożone na pojedynczą partię.</w:t>
+      </w:r>
+    </w:p>
+    <w:p>
+      <w:pPr>
+        <w:spacing w:after="160"/>
+        <w:jc w:val="both"/>
+      </w:pPr>
+      <w:r>
+        <w:rPr>
+          <w:sz w:val="22"/>
+          <w:szCs w:val="22"/>
+        </w:rPr>
+        <w:t xml:space="preserve">Sekcja main podstawia liczby ilustracyjne z książki i drukuje wynik do porównania.</w:t>
+      </w:r>
+    </w:p>
     <w:tbl>
       <w:tblPr>
         <w:tblW w:type="dxa" w:w="9350"/>
@@ -24608,7 +26480,7 @@
                 <w:sz w:val="16"/>
                 <w:szCs w:val="16"/>
               </w:rPr>
-              <w:t xml:space="preserve">ILUSTRACYJNE z ksiazki (model DO w bioreaktorze), zeby zweryfikowac ze kalkulator</w:t>
+              <w:t xml:space="preserve">ILUSTRACYJNE z ksiazki "Modelowanie procesow w farmacji: od zera do zwalidowanego modelu" (model DO w bioreaktorze), zeby zweryfikowac ze kalkulator</w:t>
             </w:r>
           </w:p>
           <w:p>
